--- a/informe/INFORME_TECNICO_PROYECTO_INTEGRADOR_ACTUALIZADO_v2.docx
+++ b/informe/INFORME_TECNICO_PROYECTO_INTEGRADOR_ACTUALIZADO_v2.docx
@@ -32,7 +32,7 @@
       </w:pPr>
       <w:r>
         <w:drawing>
-          <wp:anchor distT="0" distB="0" distL="0" distR="0" simplePos="0" relativeHeight="2" behindDoc="0" locked="0" layoutInCell="1" allowOverlap="1">
+          <wp:anchor distT="0" distB="0" distL="0" distR="0" simplePos="0" relativeHeight="2" behindDoc="0" locked="0" layoutInCell="0" allowOverlap="1">
             <wp:simplePos x="0" y="0"/>
             <wp:positionH relativeFrom="column">
               <wp:align>left</wp:align>
@@ -293,8 +293,35 @@
             </w14:solidFill>
           </w14:textFill>
         </w:rPr>
-        <w:t>S</w:t>
-      </w:r>
+        <w:t>Seminario I: Arquitecturas de Datos Inteligentes</w:t>
+      </w:r>
+    </w:p>
+    <w:p>
+      <w:pPr>
+        <w:pStyle w:val="FirstParagraph"/>
+        <w:jc w:val="center"/>
+        <w:rPr>
+          <w:rFonts w:ascii="Arial" w:hAnsi="Arial" w:eastAsia="Arial" w:cs="Arial"/>
+          <w:b/>
+          <w:bCs/>
+          <w:i w:val="false"/>
+          <w:iCs w:val="false"/>
+          <w:caps w:val="false"/>
+          <w:smallCaps w:val="false"/>
+          <w:color w:themeColor="dark1" w:themeShade="3" w:val="000000"/>
+          <w:sz w:val="24"/>
+          <w:szCs w:val="24"/>
+          <w:lang w:val="es-CL"/>
+          <w14:textFill>
+            <w14:solidFill>
+              <w14:schemeClr w14:val="dk1">
+                <w14:lumMod w14:val="100000"/>
+                <w14:lumOff w14:val="0"/>
+              </w14:schemeClr>
+            </w14:solidFill>
+          </w14:textFill>
+        </w:rPr>
+      </w:pPr>
       <w:r>
         <w:rPr>
           <w:rFonts w:eastAsia="Arial" w:cs="Arial" w:ascii="Arial" w:hAnsi="Arial"/>
@@ -317,273 +344,6 @@
             </w14:solidFill>
           </w14:textFill>
         </w:rPr>
-        <w:t>e</w:t>
-      </w:r>
-      <w:r>
-        <w:rPr>
-          <w:rFonts w:eastAsia="Arial" w:cs="Arial" w:ascii="Arial" w:hAnsi="Arial"/>
-          <w:b/>
-          <w:bCs/>
-          <w:i w:val="false"/>
-          <w:iCs w:val="false"/>
-          <w:caps w:val="false"/>
-          <w:smallCaps w:val="false"/>
-          <w:color w:themeColor="dark1" w:themeShade="3" w:val="000000"/>
-          <w:sz w:val="24"/>
-          <w:szCs w:val="24"/>
-          <w:lang w:val="es-CL"/>
-          <w14:textFill>
-            <w14:solidFill>
-              <w14:schemeClr w14:val="dk1">
-                <w14:lumMod w14:val="100000"/>
-                <w14:lumOff w14:val="0"/>
-              </w14:schemeClr>
-            </w14:solidFill>
-          </w14:textFill>
-        </w:rPr>
-        <w:t>m</w:t>
-      </w:r>
-      <w:r>
-        <w:rPr>
-          <w:rFonts w:eastAsia="Arial" w:cs="Arial" w:ascii="Arial" w:hAnsi="Arial"/>
-          <w:b/>
-          <w:bCs/>
-          <w:i w:val="false"/>
-          <w:iCs w:val="false"/>
-          <w:caps w:val="false"/>
-          <w:smallCaps w:val="false"/>
-          <w:color w:themeColor="dark1" w:themeShade="3" w:val="000000"/>
-          <w:sz w:val="24"/>
-          <w:szCs w:val="24"/>
-          <w:lang w:val="es-CL"/>
-          <w14:textFill>
-            <w14:solidFill>
-              <w14:schemeClr w14:val="dk1">
-                <w14:lumMod w14:val="100000"/>
-                <w14:lumOff w14:val="0"/>
-              </w14:schemeClr>
-            </w14:solidFill>
-          </w14:textFill>
-        </w:rPr>
-        <w:t>i</w:t>
-      </w:r>
-      <w:r>
-        <w:rPr>
-          <w:rFonts w:eastAsia="Arial" w:cs="Arial" w:ascii="Arial" w:hAnsi="Arial"/>
-          <w:b/>
-          <w:bCs/>
-          <w:i w:val="false"/>
-          <w:iCs w:val="false"/>
-          <w:caps w:val="false"/>
-          <w:smallCaps w:val="false"/>
-          <w:color w:themeColor="dark1" w:themeShade="3" w:val="000000"/>
-          <w:sz w:val="24"/>
-          <w:szCs w:val="24"/>
-          <w:lang w:val="es-CL"/>
-          <w14:textFill>
-            <w14:solidFill>
-              <w14:schemeClr w14:val="dk1">
-                <w14:lumMod w14:val="100000"/>
-                <w14:lumOff w14:val="0"/>
-              </w14:schemeClr>
-            </w14:solidFill>
-          </w14:textFill>
-        </w:rPr>
-        <w:t>n</w:t>
-      </w:r>
-      <w:r>
-        <w:rPr>
-          <w:rFonts w:eastAsia="Arial" w:cs="Arial" w:ascii="Arial" w:hAnsi="Arial"/>
-          <w:b/>
-          <w:bCs/>
-          <w:i w:val="false"/>
-          <w:iCs w:val="false"/>
-          <w:caps w:val="false"/>
-          <w:smallCaps w:val="false"/>
-          <w:color w:themeColor="dark1" w:themeShade="3" w:val="000000"/>
-          <w:sz w:val="24"/>
-          <w:szCs w:val="24"/>
-          <w:lang w:val="es-CL"/>
-          <w14:textFill>
-            <w14:solidFill>
-              <w14:schemeClr w14:val="dk1">
-                <w14:lumMod w14:val="100000"/>
-                <w14:lumOff w14:val="0"/>
-              </w14:schemeClr>
-            </w14:solidFill>
-          </w14:textFill>
-        </w:rPr>
-        <w:t>a</w:t>
-      </w:r>
-      <w:r>
-        <w:rPr>
-          <w:rFonts w:eastAsia="Arial" w:cs="Arial" w:ascii="Arial" w:hAnsi="Arial"/>
-          <w:b/>
-          <w:bCs/>
-          <w:i w:val="false"/>
-          <w:iCs w:val="false"/>
-          <w:caps w:val="false"/>
-          <w:smallCaps w:val="false"/>
-          <w:color w:themeColor="dark1" w:themeShade="3" w:val="000000"/>
-          <w:sz w:val="24"/>
-          <w:szCs w:val="24"/>
-          <w:lang w:val="es-CL"/>
-          <w14:textFill>
-            <w14:solidFill>
-              <w14:schemeClr w14:val="dk1">
-                <w14:lumMod w14:val="100000"/>
-                <w14:lumOff w14:val="0"/>
-              </w14:schemeClr>
-            </w14:solidFill>
-          </w14:textFill>
-        </w:rPr>
-        <w:t>r</w:t>
-      </w:r>
-      <w:r>
-        <w:rPr>
-          <w:rFonts w:eastAsia="Arial" w:cs="Arial" w:ascii="Arial" w:hAnsi="Arial"/>
-          <w:b/>
-          <w:bCs/>
-          <w:i w:val="false"/>
-          <w:iCs w:val="false"/>
-          <w:caps w:val="false"/>
-          <w:smallCaps w:val="false"/>
-          <w:color w:themeColor="dark1" w:themeShade="3" w:val="000000"/>
-          <w:sz w:val="24"/>
-          <w:szCs w:val="24"/>
-          <w:lang w:val="es-CL"/>
-          <w14:textFill>
-            <w14:solidFill>
-              <w14:schemeClr w14:val="dk1">
-                <w14:lumMod w14:val="100000"/>
-                <w14:lumOff w14:val="0"/>
-              </w14:schemeClr>
-            </w14:solidFill>
-          </w14:textFill>
-        </w:rPr>
-        <w:t>i</w:t>
-      </w:r>
-      <w:r>
-        <w:rPr>
-          <w:rFonts w:eastAsia="Arial" w:cs="Arial" w:ascii="Arial" w:hAnsi="Arial"/>
-          <w:b/>
-          <w:bCs/>
-          <w:i w:val="false"/>
-          <w:iCs w:val="false"/>
-          <w:caps w:val="false"/>
-          <w:smallCaps w:val="false"/>
-          <w:color w:themeColor="dark1" w:themeShade="3" w:val="000000"/>
-          <w:sz w:val="24"/>
-          <w:szCs w:val="24"/>
-          <w:lang w:val="es-CL"/>
-          <w14:textFill>
-            <w14:solidFill>
-              <w14:schemeClr w14:val="dk1">
-                <w14:lumMod w14:val="100000"/>
-                <w14:lumOff w14:val="0"/>
-              </w14:schemeClr>
-            </w14:solidFill>
-          </w14:textFill>
-        </w:rPr>
-        <w:t xml:space="preserve">o </w:t>
-      </w:r>
-      <w:r>
-        <w:rPr>
-          <w:rFonts w:eastAsia="Arial" w:cs="Arial" w:ascii="Arial" w:hAnsi="Arial"/>
-          <w:b/>
-          <w:bCs/>
-          <w:i w:val="false"/>
-          <w:iCs w:val="false"/>
-          <w:caps w:val="false"/>
-          <w:smallCaps w:val="false"/>
-          <w:color w:themeColor="dark1" w:themeShade="3" w:val="000000"/>
-          <w:sz w:val="24"/>
-          <w:szCs w:val="24"/>
-          <w:lang w:val="es-CL"/>
-          <w14:textFill>
-            <w14:solidFill>
-              <w14:schemeClr w14:val="dk1">
-                <w14:lumMod w14:val="100000"/>
-                <w14:lumOff w14:val="0"/>
-              </w14:schemeClr>
-            </w14:solidFill>
-          </w14:textFill>
-        </w:rPr>
-        <w:t xml:space="preserve">I: </w:t>
-      </w:r>
-      <w:r>
-        <w:rPr>
-          <w:rFonts w:eastAsia="Arial" w:cs="Arial" w:ascii="Arial" w:hAnsi="Arial"/>
-          <w:b/>
-          <w:bCs/>
-          <w:i w:val="false"/>
-          <w:iCs w:val="false"/>
-          <w:caps w:val="false"/>
-          <w:smallCaps w:val="false"/>
-          <w:color w:themeColor="dark1" w:themeShade="3" w:val="000000"/>
-          <w:sz w:val="24"/>
-          <w:szCs w:val="24"/>
-          <w:lang w:val="es-CL"/>
-          <w14:textFill>
-            <w14:solidFill>
-              <w14:schemeClr w14:val="dk1">
-                <w14:lumMod w14:val="100000"/>
-                <w14:lumOff w14:val="0"/>
-              </w14:schemeClr>
-            </w14:solidFill>
-          </w14:textFill>
-        </w:rPr>
-        <w:t>Arquitecturas de Datos Inteligentes</w:t>
-      </w:r>
-    </w:p>
-    <w:p>
-      <w:pPr>
-        <w:pStyle w:val="FirstParagraph"/>
-        <w:jc w:val="center"/>
-        <w:rPr>
-          <w:rFonts w:ascii="Arial" w:hAnsi="Arial" w:eastAsia="Arial" w:cs="Arial"/>
-          <w:b/>
-          <w:bCs/>
-          <w:i w:val="false"/>
-          <w:iCs w:val="false"/>
-          <w:caps w:val="false"/>
-          <w:smallCaps w:val="false"/>
-          <w:color w:themeColor="dark1" w:themeShade="3" w:val="000000"/>
-          <w:sz w:val="24"/>
-          <w:szCs w:val="24"/>
-          <w:lang w:val="es-CL"/>
-          <w14:textFill>
-            <w14:solidFill>
-              <w14:schemeClr w14:val="dk1">
-                <w14:lumMod w14:val="100000"/>
-                <w14:lumOff w14:val="0"/>
-              </w14:schemeClr>
-            </w14:solidFill>
-          </w14:textFill>
-        </w:rPr>
-      </w:pPr>
-      <w:r>
-        <w:rPr>
-          <w:rFonts w:eastAsia="Arial" w:cs="Arial" w:ascii="Arial" w:hAnsi="Arial"/>
-          <w:b/>
-          <w:bCs/>
-          <w:i w:val="false"/>
-          <w:iCs w:val="false"/>
-          <w:caps w:val="false"/>
-          <w:smallCaps w:val="false"/>
-          <w:color w:themeColor="dark1" w:themeShade="3" w:val="000000"/>
-          <w:sz w:val="24"/>
-          <w:szCs w:val="24"/>
-          <w:lang w:val="es-CL"/>
-          <w14:textFill>
-            <w14:solidFill>
-              <w14:schemeClr w14:val="dk1">
-                <w14:lumMod w14:val="100000"/>
-                <w14:lumOff w14:val="0"/>
-              </w14:schemeClr>
-            </w14:solidFill>
-          </w14:textFill>
-        </w:rPr>
         <w:t xml:space="preserve">Prof. </w:t>
       </w:r>
       <w:r>
@@ -997,14 +757,7 @@
           <w:rFonts w:ascii="Carlito" w:hAnsi="Carlito"/>
           <w:lang w:val="es-ES"/>
         </w:rPr>
-        <w:t>O</w:t>
-      </w:r>
-      <w:r>
-        <w:rPr>
-          <w:rFonts w:ascii="Carlito" w:hAnsi="Carlito"/>
-          <w:lang w:val="es-ES"/>
-        </w:rPr>
-        <w:t>ctubre de 2026</w:t>
+        <w:t>Octubre de 2026</w:t>
       </w:r>
       <w:r>
         <w:br w:type="page"/>
@@ -1013,6 +766,7 @@
     <w:p>
       <w:pPr>
         <w:pStyle w:val="FirstParagraph"/>
+        <w:spacing w:before="0" w:after="180"/>
         <w:jc w:val="center"/>
         <w:rPr>
           <w:rFonts w:ascii="Carlito" w:hAnsi="Carlito"/>
@@ -1069,16 +823,17 @@
             </w:rPr>
             <w:fldChar w:fldCharType="separate"/>
           </w:r>
-          <w:hyperlink w:anchor="__RefHeading___Toc1798_483564947" w:tooltip="Resumen">
-            <w:r>
-              <w:rPr>
-                <w:rStyle w:val="IndexLink"/>
-              </w:rPr>
-              <w:t>Resumen</w:t>
-              <w:tab/>
-              <w:t>4</w:t>
-            </w:r>
-          </w:hyperlink>
+          <w:r>
+            <w:rPr>
+              <w:rStyle w:val="IndexLink"/>
+            </w:rPr>
+            <w:t>Resumen</w:t>
+          </w:r>
+          <w:r>
+            <w:rPr/>
+            <w:tab/>
+            <w:t>4</w:t>
+          </w:r>
         </w:p>
         <w:p>
           <w:pPr>
@@ -1089,16 +844,12 @@
             </w:tabs>
             <w:rPr/>
           </w:pPr>
-          <w:hyperlink w:anchor="__RefHeading___Toc1800_483564947" w:tooltip="Delimitación metodológica">
-            <w:r>
-              <w:rPr>
-                <w:rStyle w:val="IndexLink"/>
-              </w:rPr>
-              <w:t>Delimitación metodológica</w:t>
-              <w:tab/>
-              <w:t>4</w:t>
-            </w:r>
-          </w:hyperlink>
+          <w:r>
+            <w:rPr/>
+            <w:t>Delimitación metodológica</w:t>
+            <w:tab/>
+            <w:t>4</w:t>
+          </w:r>
         </w:p>
         <w:p>
           <w:pPr>
@@ -1109,16 +860,12 @@
             </w:tabs>
             <w:rPr/>
           </w:pPr>
-          <w:hyperlink w:anchor="__RefHeading___Toc1802_483564947" w:tooltip="Capítulo I. Diagnóstico territorial y planteamiento del problema">
-            <w:r>
-              <w:rPr>
-                <w:rStyle w:val="IndexLink"/>
-              </w:rPr>
-              <w:t>Capítulo I. Diagnóstico territorial y planteamiento del problema</w:t>
-              <w:tab/>
-              <w:t>5</w:t>
-            </w:r>
-          </w:hyperlink>
+          <w:r>
+            <w:rPr/>
+            <w:t>Capítulo I. Diagnóstico territorial y planteamiento del problema</w:t>
+            <w:tab/>
+            <w:t>5</w:t>
+          </w:r>
         </w:p>
         <w:p>
           <w:pPr>
@@ -1129,16 +876,12 @@
             </w:tabs>
             <w:rPr/>
           </w:pPr>
-          <w:hyperlink w:anchor="__RefHeading___Toc1804_483564947" w:tooltip="1.1 Contextualización">
-            <w:r>
-              <w:rPr>
-                <w:rStyle w:val="IndexLink"/>
-              </w:rPr>
-              <w:t>1.1 Contextualización</w:t>
-              <w:tab/>
-              <w:t>5</w:t>
-            </w:r>
-          </w:hyperlink>
+          <w:r>
+            <w:rPr/>
+            <w:t>1.1 Contextualización</w:t>
+            <w:tab/>
+            <w:t>5</w:t>
+          </w:r>
         </w:p>
         <w:p>
           <w:pPr>
@@ -1149,16 +892,12 @@
             </w:tabs>
             <w:rPr/>
           </w:pPr>
-          <w:hyperlink w:anchor="__RefHeading___Toc1806_483564947" w:tooltip="1.2 Problema específico">
-            <w:r>
-              <w:rPr>
-                <w:rStyle w:val="IndexLink"/>
-              </w:rPr>
-              <w:t>1.2 Problema específico</w:t>
-              <w:tab/>
-              <w:t>5</w:t>
-            </w:r>
-          </w:hyperlink>
+          <w:r>
+            <w:rPr/>
+            <w:t>1.2 Problema específico</w:t>
+            <w:tab/>
+            <w:t>5</w:t>
+          </w:r>
         </w:p>
         <w:p>
           <w:pPr>
@@ -1169,16 +908,12 @@
             </w:tabs>
             <w:rPr/>
           </w:pPr>
-          <w:hyperlink w:anchor="__RefHeading___Toc1808_483564947" w:tooltip="1.3 Datos considerados y situación comprobada">
-            <w:r>
-              <w:rPr>
-                <w:rStyle w:val="IndexLink"/>
-              </w:rPr>
-              <w:t>1.3 Datos considerados y situación comprobada</w:t>
-              <w:tab/>
-              <w:t>5</w:t>
-            </w:r>
-          </w:hyperlink>
+          <w:r>
+            <w:rPr/>
+            <w:t>1.3 Datos considerados y situación comprobada</w:t>
+            <w:tab/>
+            <w:t>5</w:t>
+          </w:r>
         </w:p>
         <w:p>
           <w:pPr>
@@ -1189,16 +924,12 @@
             </w:tabs>
             <w:rPr/>
           </w:pPr>
-          <w:hyperlink w:anchor="__RefHeading___Toc1810_483564947" w:tooltip="1.4 Objetivo del proyecto">
-            <w:r>
-              <w:rPr>
-                <w:rStyle w:val="IndexLink"/>
-              </w:rPr>
-              <w:t>1.4 Objetivo del proyecto</w:t>
-              <w:tab/>
-              <w:t>7</w:t>
-            </w:r>
-          </w:hyperlink>
+          <w:r>
+            <w:rPr/>
+            <w:t>1.4 Objetivo del proyecto</w:t>
+            <w:tab/>
+            <w:t>7</w:t>
+          </w:r>
         </w:p>
         <w:p>
           <w:pPr>
@@ -1209,16 +940,12 @@
             </w:tabs>
             <w:rPr/>
           </w:pPr>
-          <w:hyperlink w:anchor="__RefHeading___Toc1812_483564947" w:tooltip="Objetivos específicos">
-            <w:r>
-              <w:rPr>
-                <w:rStyle w:val="IndexLink"/>
-              </w:rPr>
-              <w:t>Objetivos específicos</w:t>
-              <w:tab/>
-              <w:t>7</w:t>
-            </w:r>
-          </w:hyperlink>
+          <w:r>
+            <w:rPr/>
+            <w:t>Objetivos específicos</w:t>
+            <w:tab/>
+            <w:t>7</w:t>
+          </w:r>
         </w:p>
         <w:p>
           <w:pPr>
@@ -1229,16 +956,12 @@
             </w:tabs>
             <w:rPr/>
           </w:pPr>
-          <w:hyperlink w:anchor="__RefHeading___Toc1814_483564947" w:tooltip="1.5 Justificación y aporte">
-            <w:r>
-              <w:rPr>
-                <w:rStyle w:val="IndexLink"/>
-              </w:rPr>
-              <w:t>1.5 Justificación y aporte</w:t>
-              <w:tab/>
-              <w:t>8</w:t>
-            </w:r>
-          </w:hyperlink>
+          <w:r>
+            <w:rPr/>
+            <w:t>1.5 Justificación y aporte</w:t>
+            <w:tab/>
+            <w:t>8</w:t>
+          </w:r>
         </w:p>
         <w:p>
           <w:pPr>
@@ -1249,16 +972,12 @@
             </w:tabs>
             <w:rPr/>
           </w:pPr>
-          <w:hyperlink w:anchor="__RefHeading___Toc1816_483564947" w:tooltip="Capítulo II. Estado del arte y marco científico">
-            <w:r>
-              <w:rPr>
-                <w:rStyle w:val="IndexLink"/>
-              </w:rPr>
-              <w:t>Capítulo II. Estado del arte y marco científico</w:t>
-              <w:tab/>
-              <w:t>8</w:t>
-            </w:r>
-          </w:hyperlink>
+          <w:r>
+            <w:rPr/>
+            <w:t>Capítulo II. Estado del arte y marco científico</w:t>
+            <w:tab/>
+            <w:t>8</w:t>
+          </w:r>
         </w:p>
         <w:p>
           <w:pPr>
@@ -1269,16 +988,12 @@
             </w:tabs>
             <w:rPr/>
           </w:pPr>
-          <w:hyperlink w:anchor="__RefHeading___Toc1818_483564947" w:tooltip="2.1 Líneas de investigación pertinentes">
-            <w:r>
-              <w:rPr>
-                <w:rStyle w:val="IndexLink"/>
-              </w:rPr>
-              <w:t>2.1 Líneas de investigación pertinentes</w:t>
-              <w:tab/>
-              <w:t>8</w:t>
-            </w:r>
-          </w:hyperlink>
+          <w:r>
+            <w:rPr/>
+            <w:t>2.1 Líneas de investigación pertinentes</w:t>
+            <w:tab/>
+            <w:t>8</w:t>
+          </w:r>
         </w:p>
         <w:p>
           <w:pPr>
@@ -1289,16 +1004,12 @@
             </w:tabs>
             <w:rPr/>
           </w:pPr>
-          <w:hyperlink w:anchor="__RefHeading___Toc1820_483564947" w:tooltip="2.2 Brecha metodológica y contribución">
-            <w:r>
-              <w:rPr>
-                <w:rStyle w:val="IndexLink"/>
-              </w:rPr>
-              <w:t>2.2 Brecha metodológica y contribución</w:t>
-              <w:tab/>
-              <w:t>9</w:t>
-            </w:r>
-          </w:hyperlink>
+          <w:r>
+            <w:rPr/>
+            <w:t>2.2 Brecha metodológica y contribución</w:t>
+            <w:tab/>
+            <w:t>9</w:t>
+          </w:r>
         </w:p>
         <w:p>
           <w:pPr>
@@ -1309,16 +1020,12 @@
             </w:tabs>
             <w:rPr/>
           </w:pPr>
-          <w:hyperlink w:anchor="__RefHeading___Toc1822_483564947" w:tooltip="2.3 Revisión crítica de requisitos científicos">
-            <w:r>
-              <w:rPr>
-                <w:rStyle w:val="IndexLink"/>
-              </w:rPr>
-              <w:t>2.3 Revisión crítica de requisitos científicos</w:t>
-              <w:tab/>
-              <w:t>9</w:t>
-            </w:r>
-          </w:hyperlink>
+          <w:r>
+            <w:rPr/>
+            <w:t>2.3 Revisión crítica de requisitos científicos</w:t>
+            <w:tab/>
+            <w:t>9</w:t>
+          </w:r>
         </w:p>
         <w:p>
           <w:pPr>
@@ -1329,16 +1036,12 @@
             </w:tabs>
             <w:rPr/>
           </w:pPr>
-          <w:hyperlink w:anchor="__RefHeading___Toc1824_483564947" w:tooltip="Capítulo III. Diseño de la arquitectura de datos inteligente">
-            <w:r>
-              <w:rPr>
-                <w:rStyle w:val="IndexLink"/>
-              </w:rPr>
-              <w:t>Capítulo III. Diseño de la arquitectura de datos inteligente</w:t>
-              <w:tab/>
-              <w:t>10</w:t>
-            </w:r>
-          </w:hyperlink>
+          <w:r>
+            <w:rPr/>
+            <w:t>Capítulo III. Diseño de la arquitectura de datos inteligente</w:t>
+            <w:tab/>
+            <w:t>10</w:t>
+          </w:r>
         </w:p>
         <w:p>
           <w:pPr>
@@ -1349,16 +1052,12 @@
             </w:tabs>
             <w:rPr/>
           </w:pPr>
-          <w:hyperlink w:anchor="__RefHeading___Toc1826_483564947" w:tooltip="3.1 Arquitectura implementada y demostrada">
-            <w:r>
-              <w:rPr>
-                <w:rStyle w:val="IndexLink"/>
-              </w:rPr>
-              <w:t>3.1 Arquitectura implementada y demostrada</w:t>
-              <w:tab/>
-              <w:t>10</w:t>
-            </w:r>
-          </w:hyperlink>
+          <w:r>
+            <w:rPr/>
+            <w:t>3.1 Arquitectura implementada y demostrada</w:t>
+            <w:tab/>
+            <w:t>10</w:t>
+          </w:r>
         </w:p>
         <w:p>
           <w:pPr>
@@ -1369,16 +1068,12 @@
             </w:tabs>
             <w:rPr/>
           </w:pPr>
-          <w:hyperlink w:anchor="__RefHeading___Toc1828_483564947" w:tooltip="3.2 Capas y estado técnico">
-            <w:r>
-              <w:rPr>
-                <w:rStyle w:val="IndexLink"/>
-              </w:rPr>
-              <w:t>3.2 Capas y estado técnico</w:t>
-              <w:tab/>
-              <w:t>13</w:t>
-            </w:r>
-          </w:hyperlink>
+          <w:r>
+            <w:rPr/>
+            <w:t>3.2 Capas y estado técnico</w:t>
+            <w:tab/>
+            <w:t>13</w:t>
+          </w:r>
         </w:p>
         <w:p>
           <w:pPr>
@@ -1389,16 +1084,12 @@
             </w:tabs>
             <w:rPr/>
           </w:pPr>
-          <w:hyperlink w:anchor="__RefHeading___Toc1830_483564947" w:tooltip="3.3 Ingesta, búsqueda y soporte a decisiones">
-            <w:r>
-              <w:rPr>
-                <w:rStyle w:val="IndexLink"/>
-              </w:rPr>
-              <w:t>3.3 Ingesta, búsqueda y soporte a decisiones</w:t>
-              <w:tab/>
-              <w:t>14</w:t>
-            </w:r>
-          </w:hyperlink>
+          <w:r>
+            <w:rPr/>
+            <w:t>3.3 Ingesta, búsqueda y soporte a decisiones</w:t>
+            <w:tab/>
+            <w:t>14</w:t>
+          </w:r>
         </w:p>
         <w:p>
           <w:pPr>
@@ -1409,16 +1100,12 @@
             </w:tabs>
             <w:rPr/>
           </w:pPr>
-          <w:hyperlink w:anchor="__RefHeading___Toc1832_483564947" w:tooltip="3.4 Diseño objetivo recomendado">
-            <w:r>
-              <w:rPr>
-                <w:rStyle w:val="IndexLink"/>
-              </w:rPr>
-              <w:t>3.4 Diseño objetivo recomendado</w:t>
-              <w:tab/>
-              <w:t>15</w:t>
-            </w:r>
-          </w:hyperlink>
+          <w:r>
+            <w:rPr/>
+            <w:t>3.4 Diseño objetivo recomendado</w:t>
+            <w:tab/>
+            <w:t>15</w:t>
+          </w:r>
         </w:p>
         <w:p>
           <w:pPr>
@@ -1429,16 +1116,12 @@
             </w:tabs>
             <w:rPr/>
           </w:pPr>
-          <w:hyperlink w:anchor="__RefHeading___Toc1834_483564947" w:tooltip="3.5 Usuarios y resultado esperado">
-            <w:r>
-              <w:rPr>
-                <w:rStyle w:val="IndexLink"/>
-              </w:rPr>
-              <w:t>3.5 Usuarios y resultado esperado</w:t>
-              <w:tab/>
-              <w:t>16</w:t>
-            </w:r>
-          </w:hyperlink>
+          <w:r>
+            <w:rPr/>
+            <w:t>3.5 Usuarios y resultado esperado</w:t>
+            <w:tab/>
+            <w:t>16</w:t>
+          </w:r>
         </w:p>
         <w:p>
           <w:pPr>
@@ -1449,16 +1132,12 @@
             </w:tabs>
             <w:rPr/>
           </w:pPr>
-          <w:hyperlink w:anchor="__RefHeading___Toc1836_483564947" w:tooltip="3.6 Despliegue y operación">
-            <w:r>
-              <w:rPr>
-                <w:rStyle w:val="IndexLink"/>
-              </w:rPr>
-              <w:t>3.6 Despliegue y operación</w:t>
-              <w:tab/>
-              <w:t>16</w:t>
-            </w:r>
-          </w:hyperlink>
+          <w:r>
+            <w:rPr/>
+            <w:t>3.6 Despliegue y operación</w:t>
+            <w:tab/>
+            <w:t>16</w:t>
+          </w:r>
         </w:p>
         <w:p>
           <w:pPr>
@@ -1469,16 +1148,12 @@
             </w:tabs>
             <w:rPr/>
           </w:pPr>
-          <w:hyperlink w:anchor="__RefHeading___Toc1838_483564947" w:tooltip="Capítulo IV. Conclusiones, recomendaciones y proyección técnica">
-            <w:r>
-              <w:rPr>
-                <w:rStyle w:val="IndexLink"/>
-              </w:rPr>
-              <w:t>Capítulo IV. Conclusiones, recomendaciones y proyección técnica</w:t>
-              <w:tab/>
-              <w:t>17</w:t>
-            </w:r>
-          </w:hyperlink>
+          <w:r>
+            <w:rPr/>
+            <w:t>Capítulo IV. Conclusiones, recomendaciones y proyección técnica</w:t>
+            <w:tab/>
+            <w:t>17</w:t>
+          </w:r>
         </w:p>
         <w:p>
           <w:pPr>
@@ -1489,16 +1164,12 @@
             </w:tabs>
             <w:rPr/>
           </w:pPr>
-          <w:hyperlink w:anchor="__RefHeading___Toc1840_483564947" w:tooltip="4.1 Conclusiones">
-            <w:r>
-              <w:rPr>
-                <w:rStyle w:val="IndexLink"/>
-              </w:rPr>
-              <w:t>4.1 Conclusiones</w:t>
-              <w:tab/>
-              <w:t>17</w:t>
-            </w:r>
-          </w:hyperlink>
+          <w:r>
+            <w:rPr/>
+            <w:t>4.1 Conclusiones</w:t>
+            <w:tab/>
+            <w:t>17</w:t>
+          </w:r>
         </w:p>
         <w:p>
           <w:pPr>
@@ -1509,16 +1180,12 @@
             </w:tabs>
             <w:rPr/>
           </w:pPr>
-          <w:hyperlink w:anchor="__RefHeading___Toc1842_483564947" w:tooltip="4.2 Alcances y limitaciones de la evaluación">
-            <w:r>
-              <w:rPr>
-                <w:rStyle w:val="IndexLink"/>
-              </w:rPr>
-              <w:t>4.2 Alcances y limitaciones de la evaluación</w:t>
-              <w:tab/>
-              <w:t>17</w:t>
-            </w:r>
-          </w:hyperlink>
+          <w:r>
+            <w:rPr/>
+            <w:t>4.2 Alcances y limitaciones de la evaluación</w:t>
+            <w:tab/>
+            <w:t>17</w:t>
+          </w:r>
         </w:p>
         <w:p>
           <w:pPr>
@@ -1529,16 +1196,12 @@
             </w:tabs>
             <w:rPr/>
           </w:pPr>
-          <w:hyperlink w:anchor="__RefHeading___Toc1844_483564947" w:tooltip="4.3 Recomendaciones priorizadas">
-            <w:r>
-              <w:rPr>
-                <w:rStyle w:val="IndexLink"/>
-              </w:rPr>
-              <w:t>4.3 Recomendaciones priorizadas</w:t>
-              <w:tab/>
-              <w:t>18</w:t>
-            </w:r>
-          </w:hyperlink>
+          <w:r>
+            <w:rPr/>
+            <w:t>4.3 Recomendaciones priorizadas</w:t>
+            <w:tab/>
+            <w:t>18</w:t>
+          </w:r>
         </w:p>
         <w:p>
           <w:pPr>
@@ -1549,16 +1212,12 @@
             </w:tabs>
             <w:rPr/>
           </w:pPr>
-          <w:hyperlink w:anchor="__RefHeading___Toc1846_483564947" w:tooltip="4.4 Matriz de cumplimiento de la propuesta">
-            <w:r>
-              <w:rPr>
-                <w:rStyle w:val="IndexLink"/>
-              </w:rPr>
-              <w:t>4.4 Matriz de cumplimiento de la propuesta</w:t>
-              <w:tab/>
-              <w:t>18</w:t>
-            </w:r>
-          </w:hyperlink>
+          <w:r>
+            <w:rPr/>
+            <w:t>4.4 Matriz de cumplimiento de la propuesta</w:t>
+            <w:tab/>
+            <w:t>18</w:t>
+          </w:r>
         </w:p>
         <w:p>
           <w:pPr>
@@ -1569,16 +1228,12 @@
             </w:tabs>
             <w:rPr/>
           </w:pPr>
-          <w:hyperlink w:anchor="__RefHeading___Toc1848_483564947" w:tooltip="4.5 Consideraciones de validez">
-            <w:r>
-              <w:rPr>
-                <w:rStyle w:val="IndexLink"/>
-              </w:rPr>
-              <w:t>4.5 Consideraciones de validez</w:t>
-              <w:tab/>
-              <w:t>20</w:t>
-            </w:r>
-          </w:hyperlink>
+          <w:r>
+            <w:rPr/>
+            <w:t>4.5 Consideraciones de validez</w:t>
+            <w:tab/>
+            <w:t>20</w:t>
+          </w:r>
         </w:p>
         <w:p>
           <w:pPr>
@@ -1589,16 +1244,12 @@
             </w:tabs>
             <w:rPr/>
           </w:pPr>
-          <w:hyperlink w:anchor="__RefHeading___Toc1850_483564947" w:tooltip="Referencias bibliográficas">
-            <w:r>
-              <w:rPr>
-                <w:rStyle w:val="IndexLink"/>
-              </w:rPr>
-              <w:t>Referencias bibliográficas</w:t>
-              <w:tab/>
-              <w:t>21</w:t>
-            </w:r>
-          </w:hyperlink>
+          <w:r>
+            <w:rPr/>
+            <w:t>Referencias bibliográficas</w:t>
+            <w:tab/>
+            <w:t>21</w:t>
+          </w:r>
         </w:p>
         <w:p>
           <w:pPr>
@@ -1609,16 +1260,12 @@
             </w:tabs>
             <w:rPr/>
           </w:pPr>
-          <w:hyperlink w:anchor="__RefHeading___Toc1852_483564947" w:tooltip="Referencias científicas declaradas en la propuesta, pendientes de validación">
-            <w:r>
-              <w:rPr>
-                <w:rStyle w:val="IndexLink"/>
-              </w:rPr>
-              <w:t>Referencias científicas declaradas en la propuesta, pendientes de validación</w:t>
-              <w:tab/>
-              <w:t>21</w:t>
-            </w:r>
-          </w:hyperlink>
+          <w:r>
+            <w:rPr/>
+            <w:t>Referencias científicas declaradas en la propuesta, pendientes de validación</w:t>
+            <w:tab/>
+            <w:t>21</w:t>
+          </w:r>
         </w:p>
         <w:p>
           <w:pPr>
@@ -1629,20 +1276,14 @@
             </w:tabs>
             <w:rPr/>
           </w:pPr>
-          <w:hyperlink w:anchor="__RefHeading___Toc1854_483564947" w:tooltip="Documento institucional de referencia">
-            <w:r>
-              <w:rPr>
-                <w:rStyle w:val="IndexLink"/>
-              </w:rPr>
-              <w:t>Documento institucional de referencia</w:t>
-              <w:tab/>
-              <w:t>21</w:t>
-            </w:r>
-          </w:hyperlink>
           <w:r>
-            <w:rPr>
-              <w:rStyle w:val="IndexLink"/>
-            </w:rPr>
+            <w:rPr/>
+            <w:t>Documento institucional de referencia</w:t>
+            <w:tab/>
+            <w:t>21</w:t>
+          </w:r>
+          <w:r>
+            <w:rPr/>
             <w:fldChar w:fldCharType="end"/>
           </w:r>
         </w:p>
@@ -1671,6 +1312,7 @@
     <w:p>
       <w:pPr>
         <w:pStyle w:val="Heading2"/>
+        <w:spacing w:before="0" w:after="0"/>
         <w:jc w:val="both"/>
         <w:rPr>
           <w:rFonts w:ascii="Carlito" w:hAnsi="Carlito"/>
@@ -1998,6 +1640,7 @@
             <w:pPr>
               <w:pStyle w:val="Compact"/>
               <w:widowControl/>
+              <w:suppressAutoHyphens w:val="true"/>
               <w:spacing w:before="36" w:after="36"/>
               <w:jc w:val="both"/>
               <w:rPr>
@@ -2032,6 +1675,7 @@
             <w:pPr>
               <w:pStyle w:val="Compact"/>
               <w:widowControl/>
+              <w:suppressAutoHyphens w:val="true"/>
               <w:spacing w:before="36" w:after="36"/>
               <w:jc w:val="both"/>
               <w:rPr>
@@ -2066,6 +1710,7 @@
             <w:pPr>
               <w:pStyle w:val="Compact"/>
               <w:widowControl/>
+              <w:suppressAutoHyphens w:val="true"/>
               <w:spacing w:before="36" w:after="36"/>
               <w:jc w:val="both"/>
               <w:rPr>
@@ -2100,6 +1745,7 @@
             <w:pPr>
               <w:pStyle w:val="Compact"/>
               <w:widowControl/>
+              <w:suppressAutoHyphens w:val="true"/>
               <w:spacing w:before="36" w:after="36"/>
               <w:jc w:val="both"/>
               <w:rPr>
@@ -2131,6 +1777,7 @@
             <w:pPr>
               <w:pStyle w:val="Compact"/>
               <w:widowControl/>
+              <w:suppressAutoHyphens w:val="true"/>
               <w:spacing w:before="36" w:after="36"/>
               <w:jc w:val="both"/>
               <w:rPr>
@@ -2162,6 +1809,7 @@
             <w:pPr>
               <w:pStyle w:val="Compact"/>
               <w:widowControl/>
+              <w:suppressAutoHyphens w:val="true"/>
               <w:spacing w:before="36" w:after="36"/>
               <w:jc w:val="both"/>
               <w:rPr>
@@ -2196,6 +1844,7 @@
             <w:pPr>
               <w:pStyle w:val="Compact"/>
               <w:widowControl/>
+              <w:suppressAutoHyphens w:val="true"/>
               <w:spacing w:before="36" w:after="36"/>
               <w:jc w:val="both"/>
               <w:rPr>
@@ -2227,6 +1876,7 @@
             <w:pPr>
               <w:pStyle w:val="Compact"/>
               <w:widowControl/>
+              <w:suppressAutoHyphens w:val="true"/>
               <w:spacing w:before="36" w:after="36"/>
               <w:jc w:val="both"/>
               <w:rPr>
@@ -2258,6 +1908,7 @@
             <w:pPr>
               <w:pStyle w:val="Compact"/>
               <w:widowControl/>
+              <w:suppressAutoHyphens w:val="true"/>
               <w:spacing w:before="36" w:after="36"/>
               <w:jc w:val="both"/>
               <w:rPr>
@@ -2292,6 +1943,7 @@
             <w:pPr>
               <w:pStyle w:val="Compact"/>
               <w:widowControl/>
+              <w:suppressAutoHyphens w:val="true"/>
               <w:spacing w:before="36" w:after="36"/>
               <w:jc w:val="both"/>
               <w:rPr>
@@ -2323,6 +1975,7 @@
             <w:pPr>
               <w:pStyle w:val="Compact"/>
               <w:widowControl/>
+              <w:suppressAutoHyphens w:val="true"/>
               <w:spacing w:before="36" w:after="36"/>
               <w:jc w:val="both"/>
               <w:rPr>
@@ -2354,6 +2007,7 @@
             <w:pPr>
               <w:pStyle w:val="Compact"/>
               <w:widowControl/>
+              <w:suppressAutoHyphens w:val="true"/>
               <w:spacing w:before="36" w:after="36"/>
               <w:jc w:val="both"/>
               <w:rPr>
@@ -2388,6 +2042,7 @@
             <w:pPr>
               <w:pStyle w:val="Compact"/>
               <w:widowControl/>
+              <w:suppressAutoHyphens w:val="true"/>
               <w:spacing w:before="36" w:after="36"/>
               <w:jc w:val="both"/>
               <w:rPr>
@@ -2419,6 +2074,7 @@
             <w:pPr>
               <w:pStyle w:val="Compact"/>
               <w:widowControl/>
+              <w:suppressAutoHyphens w:val="true"/>
               <w:spacing w:before="36" w:after="36"/>
               <w:jc w:val="both"/>
               <w:rPr>
@@ -2450,6 +2106,7 @@
             <w:pPr>
               <w:pStyle w:val="Compact"/>
               <w:widowControl/>
+              <w:suppressAutoHyphens w:val="true"/>
               <w:spacing w:before="36" w:after="36"/>
               <w:jc w:val="both"/>
               <w:rPr>
@@ -2484,6 +2141,7 @@
             <w:pPr>
               <w:pStyle w:val="Compact"/>
               <w:widowControl/>
+              <w:suppressAutoHyphens w:val="true"/>
               <w:spacing w:before="36" w:after="36"/>
               <w:jc w:val="both"/>
               <w:rPr>
@@ -2515,6 +2173,7 @@
             <w:pPr>
               <w:pStyle w:val="Compact"/>
               <w:widowControl/>
+              <w:suppressAutoHyphens w:val="true"/>
               <w:spacing w:before="36" w:after="36"/>
               <w:jc w:val="both"/>
               <w:rPr>
@@ -2546,6 +2205,7 @@
             <w:pPr>
               <w:pStyle w:val="Compact"/>
               <w:widowControl/>
+              <w:suppressAutoHyphens w:val="true"/>
               <w:spacing w:before="36" w:after="36"/>
               <w:jc w:val="both"/>
               <w:rPr>
@@ -2580,6 +2240,7 @@
             <w:pPr>
               <w:pStyle w:val="Compact"/>
               <w:widowControl/>
+              <w:suppressAutoHyphens w:val="true"/>
               <w:spacing w:before="36" w:after="36"/>
               <w:jc w:val="both"/>
               <w:rPr>
@@ -2611,6 +2272,7 @@
             <w:pPr>
               <w:pStyle w:val="Compact"/>
               <w:widowControl/>
+              <w:suppressAutoHyphens w:val="true"/>
               <w:spacing w:before="36" w:after="36"/>
               <w:jc w:val="both"/>
               <w:rPr>
@@ -2642,6 +2304,7 @@
             <w:pPr>
               <w:pStyle w:val="Compact"/>
               <w:widowControl/>
+              <w:suppressAutoHyphens w:val="true"/>
               <w:spacing w:before="36" w:after="36"/>
               <w:jc w:val="both"/>
               <w:rPr>
@@ -2676,6 +2339,7 @@
             <w:pPr>
               <w:pStyle w:val="Compact"/>
               <w:widowControl/>
+              <w:suppressAutoHyphens w:val="true"/>
               <w:spacing w:before="36" w:after="36"/>
               <w:jc w:val="both"/>
               <w:rPr>
@@ -2707,6 +2371,7 @@
             <w:pPr>
               <w:pStyle w:val="Compact"/>
               <w:widowControl/>
+              <w:suppressAutoHyphens w:val="true"/>
               <w:spacing w:before="36" w:after="36"/>
               <w:jc w:val="both"/>
               <w:rPr>
@@ -2738,6 +2403,7 @@
             <w:pPr>
               <w:pStyle w:val="Compact"/>
               <w:widowControl/>
+              <w:suppressAutoHyphens w:val="true"/>
               <w:spacing w:before="36" w:after="36"/>
               <w:jc w:val="both"/>
               <w:rPr>
@@ -2776,7 +2442,21 @@
           <w:rFonts w:ascii="Carlito" w:hAnsi="Carlito"/>
           <w:lang w:val="es-ES"/>
         </w:rPr>
-        <w:t>La versión evaluada contempla estructuras de persistencia para los registros satelitales e hidrológicos y una bitácora de las ejecuciones de ingesta. La disponibilidad de estas estructuras en un entorno operativo depende de su configuración y despliegue.</w:t>
+        <w:t xml:space="preserve">La </w:t>
+      </w:r>
+      <w:r>
+        <w:rPr>
+          <w:rFonts w:ascii="Carlito" w:hAnsi="Carlito"/>
+          <w:lang w:val="es-ES"/>
+        </w:rPr>
+        <w:t>propuesta</w:t>
+      </w:r>
+      <w:r>
+        <w:rPr>
+          <w:rFonts w:ascii="Carlito" w:hAnsi="Carlito"/>
+          <w:lang w:val="es-ES"/>
+        </w:rPr>
+        <w:t xml:space="preserve"> contempla estructuras de persistencia para los registros satelitales e hidrológicos y una bitácora de las ejecuciones de ingesta. La disponibilidad de estas estructuras en un entorno operativo depende de su configuración y despliegue.</w:t>
       </w:r>
       <w:bookmarkEnd w:id="15"/>
     </w:p>
@@ -2842,7 +2522,7 @@
         <w:pStyle w:val="Compact"/>
         <w:numPr>
           <w:ilvl w:val="0"/>
-          <w:numId w:val="9"/>
+          <w:numId w:val="8"/>
         </w:numPr>
         <w:jc w:val="both"/>
         <w:rPr>
@@ -2863,7 +2543,7 @@
         <w:pStyle w:val="Compact"/>
         <w:numPr>
           <w:ilvl w:val="0"/>
-          <w:numId w:val="2"/>
+          <w:numId w:val="3"/>
         </w:numPr>
         <w:jc w:val="both"/>
         <w:rPr>
@@ -2884,7 +2564,7 @@
         <w:pStyle w:val="Compact"/>
         <w:numPr>
           <w:ilvl w:val="0"/>
-          <w:numId w:val="2"/>
+          <w:numId w:val="3"/>
         </w:numPr>
         <w:jc w:val="both"/>
         <w:rPr>
@@ -2905,7 +2585,7 @@
         <w:pStyle w:val="Compact"/>
         <w:numPr>
           <w:ilvl w:val="0"/>
-          <w:numId w:val="2"/>
+          <w:numId w:val="3"/>
         </w:numPr>
         <w:jc w:val="both"/>
         <w:rPr>
@@ -2926,7 +2606,7 @@
         <w:pStyle w:val="Compact"/>
         <w:numPr>
           <w:ilvl w:val="0"/>
-          <w:numId w:val="2"/>
+          <w:numId w:val="3"/>
         </w:numPr>
         <w:jc w:val="both"/>
         <w:rPr>
@@ -3093,6 +2773,7 @@
             <w:pPr>
               <w:pStyle w:val="Compact"/>
               <w:widowControl/>
+              <w:suppressAutoHyphens w:val="true"/>
               <w:spacing w:before="36" w:after="36"/>
               <w:jc w:val="both"/>
               <w:rPr>
@@ -3127,6 +2808,7 @@
             <w:pPr>
               <w:pStyle w:val="Compact"/>
               <w:widowControl/>
+              <w:suppressAutoHyphens w:val="true"/>
               <w:spacing w:before="36" w:after="36"/>
               <w:jc w:val="both"/>
               <w:rPr>
@@ -3161,6 +2843,7 @@
             <w:pPr>
               <w:pStyle w:val="Compact"/>
               <w:widowControl/>
+              <w:suppressAutoHyphens w:val="true"/>
               <w:spacing w:before="36" w:after="36"/>
               <w:jc w:val="both"/>
               <w:rPr>
@@ -3195,6 +2878,7 @@
             <w:pPr>
               <w:pStyle w:val="Compact"/>
               <w:widowControl/>
+              <w:suppressAutoHyphens w:val="true"/>
               <w:spacing w:before="36" w:after="36"/>
               <w:jc w:val="both"/>
               <w:rPr>
@@ -3229,6 +2913,7 @@
             <w:pPr>
               <w:pStyle w:val="Compact"/>
               <w:widowControl/>
+              <w:suppressAutoHyphens w:val="true"/>
               <w:spacing w:before="36" w:after="36"/>
               <w:jc w:val="both"/>
               <w:rPr>
@@ -3270,6 +2955,7 @@
             <w:pPr>
               <w:pStyle w:val="Compact"/>
               <w:widowControl/>
+              <w:suppressAutoHyphens w:val="true"/>
               <w:spacing w:before="36" w:after="36"/>
               <w:jc w:val="both"/>
               <w:rPr>
@@ -3301,6 +2987,7 @@
             <w:pPr>
               <w:pStyle w:val="Compact"/>
               <w:widowControl/>
+              <w:suppressAutoHyphens w:val="true"/>
               <w:spacing w:before="36" w:after="36"/>
               <w:jc w:val="both"/>
               <w:rPr>
@@ -3332,6 +3019,7 @@
             <w:pPr>
               <w:pStyle w:val="Compact"/>
               <w:widowControl/>
+              <w:suppressAutoHyphens w:val="true"/>
               <w:spacing w:before="36" w:after="36"/>
               <w:jc w:val="both"/>
               <w:rPr>
@@ -3366,6 +3054,7 @@
             <w:pPr>
               <w:pStyle w:val="Compact"/>
               <w:widowControl/>
+              <w:suppressAutoHyphens w:val="true"/>
               <w:spacing w:before="36" w:after="36"/>
               <w:jc w:val="both"/>
               <w:rPr>
@@ -3407,6 +3096,7 @@
             <w:pPr>
               <w:pStyle w:val="Compact"/>
               <w:widowControl/>
+              <w:suppressAutoHyphens w:val="true"/>
               <w:spacing w:before="36" w:after="36"/>
               <w:jc w:val="both"/>
               <w:rPr>
@@ -3438,6 +3128,7 @@
             <w:pPr>
               <w:pStyle w:val="Compact"/>
               <w:widowControl/>
+              <w:suppressAutoHyphens w:val="true"/>
               <w:spacing w:before="36" w:after="36"/>
               <w:jc w:val="both"/>
               <w:rPr>
@@ -3469,6 +3160,7 @@
             <w:pPr>
               <w:pStyle w:val="Compact"/>
               <w:widowControl/>
+              <w:suppressAutoHyphens w:val="true"/>
               <w:spacing w:before="36" w:after="36"/>
               <w:jc w:val="both"/>
               <w:rPr>
@@ -3503,6 +3195,7 @@
             <w:pPr>
               <w:pStyle w:val="Compact"/>
               <w:widowControl/>
+              <w:suppressAutoHyphens w:val="true"/>
               <w:spacing w:before="36" w:after="36"/>
               <w:jc w:val="both"/>
               <w:rPr>
@@ -3544,6 +3237,7 @@
             <w:pPr>
               <w:pStyle w:val="Compact"/>
               <w:widowControl/>
+              <w:suppressAutoHyphens w:val="true"/>
               <w:spacing w:before="36" w:after="36"/>
               <w:jc w:val="both"/>
               <w:rPr>
@@ -3575,6 +3269,7 @@
             <w:pPr>
               <w:pStyle w:val="Compact"/>
               <w:widowControl/>
+              <w:suppressAutoHyphens w:val="true"/>
               <w:spacing w:before="36" w:after="36"/>
               <w:jc w:val="both"/>
               <w:rPr>
@@ -3606,6 +3301,7 @@
             <w:pPr>
               <w:pStyle w:val="Compact"/>
               <w:widowControl/>
+              <w:suppressAutoHyphens w:val="true"/>
               <w:spacing w:before="36" w:after="36"/>
               <w:jc w:val="both"/>
               <w:rPr>
@@ -3640,6 +3336,7 @@
             <w:pPr>
               <w:pStyle w:val="Compact"/>
               <w:widowControl/>
+              <w:suppressAutoHyphens w:val="true"/>
               <w:spacing w:before="36" w:after="36"/>
               <w:jc w:val="both"/>
               <w:rPr>
@@ -3681,6 +3378,7 @@
             <w:pPr>
               <w:pStyle w:val="Compact"/>
               <w:widowControl/>
+              <w:suppressAutoHyphens w:val="true"/>
               <w:spacing w:before="36" w:after="36"/>
               <w:jc w:val="both"/>
               <w:rPr>
@@ -3712,6 +3410,7 @@
             <w:pPr>
               <w:pStyle w:val="Compact"/>
               <w:widowControl/>
+              <w:suppressAutoHyphens w:val="true"/>
               <w:spacing w:before="36" w:after="36"/>
               <w:jc w:val="both"/>
               <w:rPr>
@@ -3743,6 +3442,7 @@
             <w:pPr>
               <w:pStyle w:val="Compact"/>
               <w:widowControl/>
+              <w:suppressAutoHyphens w:val="true"/>
               <w:spacing w:before="36" w:after="36"/>
               <w:jc w:val="both"/>
               <w:rPr>
@@ -3777,6 +3477,7 @@
             <w:pPr>
               <w:pStyle w:val="Compact"/>
               <w:widowControl/>
+              <w:suppressAutoHyphens w:val="true"/>
               <w:spacing w:before="36" w:after="36"/>
               <w:jc w:val="both"/>
               <w:rPr>
@@ -3818,6 +3519,7 @@
             <w:pPr>
               <w:pStyle w:val="Compact"/>
               <w:widowControl/>
+              <w:suppressAutoHyphens w:val="true"/>
               <w:spacing w:before="36" w:after="36"/>
               <w:jc w:val="both"/>
               <w:rPr>
@@ -3849,6 +3551,7 @@
             <w:pPr>
               <w:pStyle w:val="Compact"/>
               <w:widowControl/>
+              <w:suppressAutoHyphens w:val="true"/>
               <w:spacing w:before="36" w:after="36"/>
               <w:jc w:val="both"/>
               <w:rPr>
@@ -3880,6 +3583,7 @@
             <w:pPr>
               <w:pStyle w:val="Compact"/>
               <w:widowControl/>
+              <w:suppressAutoHyphens w:val="true"/>
               <w:spacing w:before="36" w:after="36"/>
               <w:jc w:val="both"/>
               <w:rPr>
@@ -4078,7 +3782,10 @@
         </w:rPr>
       </w:pPr>
       <w:r>
-        <w:rPr/>
+        <w:rPr>
+          <w:rFonts w:ascii="Carlito" w:hAnsi="Carlito"/>
+          <w:lang w:val="es-ES"/>
+        </w:rPr>
       </w:r>
     </w:p>
     <w:p>
@@ -4092,7 +3799,10 @@
         </w:rPr>
       </w:pPr>
       <w:r>
-        <w:rPr/>
+        <w:rPr>
+          <w:rFonts w:ascii="Carlito" w:hAnsi="Carlito"/>
+          <w:lang w:val="es-ES"/>
+        </w:rPr>
         <w:drawing>
           <wp:anchor distT="0" distB="0" distL="0" distR="0" simplePos="0" relativeHeight="3" behindDoc="0" locked="0" layoutInCell="0" allowOverlap="1">
             <wp:simplePos x="0" y="0"/>
@@ -4152,7 +3862,10 @@
         </w:rPr>
       </w:pPr>
       <w:r>
-        <w:rPr/>
+        <w:rPr>
+          <w:rFonts w:ascii="Carlito" w:hAnsi="Carlito"/>
+          <w:lang w:val="es-ES"/>
+        </w:rPr>
       </w:r>
     </w:p>
     <w:p>
@@ -4257,6 +3970,7 @@
     <w:p>
       <w:pPr>
         <w:pStyle w:val="Heading2"/>
+        <w:spacing w:before="0" w:after="0"/>
         <w:jc w:val="both"/>
         <w:rPr>
           <w:rFonts w:ascii="Carlito" w:hAnsi="Carlito"/>
@@ -4309,6 +4023,7 @@
             <w:pPr>
               <w:pStyle w:val="Compact"/>
               <w:widowControl/>
+              <w:suppressAutoHyphens w:val="true"/>
               <w:spacing w:before="36" w:after="36"/>
               <w:jc w:val="both"/>
               <w:rPr>
@@ -4343,6 +4058,7 @@
             <w:pPr>
               <w:pStyle w:val="Compact"/>
               <w:widowControl/>
+              <w:suppressAutoHyphens w:val="true"/>
               <w:spacing w:before="36" w:after="36"/>
               <w:jc w:val="both"/>
               <w:rPr>
@@ -4377,6 +4093,7 @@
             <w:pPr>
               <w:pStyle w:val="Compact"/>
               <w:widowControl/>
+              <w:suppressAutoHyphens w:val="true"/>
               <w:spacing w:before="36" w:after="36"/>
               <w:jc w:val="both"/>
               <w:rPr>
@@ -4411,6 +4128,7 @@
             <w:pPr>
               <w:pStyle w:val="Compact"/>
               <w:widowControl/>
+              <w:suppressAutoHyphens w:val="true"/>
               <w:spacing w:before="36" w:after="36"/>
               <w:jc w:val="both"/>
               <w:rPr>
@@ -4442,6 +4160,7 @@
             <w:pPr>
               <w:pStyle w:val="Compact"/>
               <w:widowControl/>
+              <w:suppressAutoHyphens w:val="true"/>
               <w:spacing w:before="36" w:after="36"/>
               <w:jc w:val="both"/>
               <w:rPr>
@@ -4473,6 +4192,7 @@
             <w:pPr>
               <w:pStyle w:val="Compact"/>
               <w:widowControl/>
+              <w:suppressAutoHyphens w:val="true"/>
               <w:spacing w:before="36" w:after="36"/>
               <w:jc w:val="both"/>
               <w:rPr>
@@ -4507,6 +4227,7 @@
             <w:pPr>
               <w:pStyle w:val="Compact"/>
               <w:widowControl/>
+              <w:suppressAutoHyphens w:val="true"/>
               <w:spacing w:before="36" w:after="36"/>
               <w:jc w:val="both"/>
               <w:rPr>
@@ -4538,6 +4259,7 @@
             <w:pPr>
               <w:pStyle w:val="Compact"/>
               <w:widowControl/>
+              <w:suppressAutoHyphens w:val="true"/>
               <w:spacing w:before="36" w:after="36"/>
               <w:jc w:val="both"/>
               <w:rPr>
@@ -4569,6 +4291,7 @@
             <w:pPr>
               <w:pStyle w:val="Compact"/>
               <w:widowControl/>
+              <w:suppressAutoHyphens w:val="true"/>
               <w:spacing w:before="36" w:after="36"/>
               <w:jc w:val="both"/>
               <w:rPr>
@@ -4603,6 +4326,7 @@
             <w:pPr>
               <w:pStyle w:val="Compact"/>
               <w:widowControl/>
+              <w:suppressAutoHyphens w:val="true"/>
               <w:spacing w:before="36" w:after="36"/>
               <w:jc w:val="both"/>
               <w:rPr>
@@ -4634,6 +4358,7 @@
             <w:pPr>
               <w:pStyle w:val="Compact"/>
               <w:widowControl/>
+              <w:suppressAutoHyphens w:val="true"/>
               <w:spacing w:before="36" w:after="36"/>
               <w:jc w:val="both"/>
               <w:rPr>
@@ -4665,6 +4390,7 @@
             <w:pPr>
               <w:pStyle w:val="Compact"/>
               <w:widowControl/>
+              <w:suppressAutoHyphens w:val="true"/>
               <w:spacing w:before="36" w:after="36"/>
               <w:jc w:val="both"/>
               <w:rPr>
@@ -4699,6 +4425,7 @@
             <w:pPr>
               <w:pStyle w:val="Compact"/>
               <w:widowControl/>
+              <w:suppressAutoHyphens w:val="true"/>
               <w:spacing w:before="36" w:after="36"/>
               <w:jc w:val="both"/>
               <w:rPr>
@@ -4730,6 +4457,7 @@
             <w:pPr>
               <w:pStyle w:val="Compact"/>
               <w:widowControl/>
+              <w:suppressAutoHyphens w:val="true"/>
               <w:spacing w:before="36" w:after="36"/>
               <w:jc w:val="both"/>
               <w:rPr>
@@ -4761,6 +4489,7 @@
             <w:pPr>
               <w:pStyle w:val="Compact"/>
               <w:widowControl/>
+              <w:suppressAutoHyphens w:val="true"/>
               <w:spacing w:before="36" w:after="36"/>
               <w:jc w:val="both"/>
               <w:rPr>
@@ -4795,6 +4524,7 @@
             <w:pPr>
               <w:pStyle w:val="Compact"/>
               <w:widowControl/>
+              <w:suppressAutoHyphens w:val="true"/>
               <w:spacing w:before="36" w:after="36"/>
               <w:jc w:val="both"/>
               <w:rPr>
@@ -4826,6 +4556,7 @@
             <w:pPr>
               <w:pStyle w:val="Compact"/>
               <w:widowControl/>
+              <w:suppressAutoHyphens w:val="true"/>
               <w:spacing w:before="36" w:after="36"/>
               <w:jc w:val="both"/>
               <w:rPr>
@@ -4857,6 +4588,7 @@
             <w:pPr>
               <w:pStyle w:val="Compact"/>
               <w:widowControl/>
+              <w:suppressAutoHyphens w:val="true"/>
               <w:spacing w:before="36" w:after="36"/>
               <w:jc w:val="both"/>
               <w:rPr>
@@ -4891,6 +4623,7 @@
             <w:pPr>
               <w:pStyle w:val="Compact"/>
               <w:widowControl/>
+              <w:suppressAutoHyphens w:val="true"/>
               <w:spacing w:before="36" w:after="36"/>
               <w:jc w:val="both"/>
               <w:rPr>
@@ -4922,6 +4655,7 @@
             <w:pPr>
               <w:pStyle w:val="Compact"/>
               <w:widowControl/>
+              <w:suppressAutoHyphens w:val="true"/>
               <w:spacing w:before="36" w:after="36"/>
               <w:jc w:val="both"/>
               <w:rPr>
@@ -4953,6 +4687,7 @@
             <w:pPr>
               <w:pStyle w:val="Compact"/>
               <w:widowControl/>
+              <w:suppressAutoHyphens w:val="true"/>
               <w:spacing w:before="36" w:after="36"/>
               <w:jc w:val="both"/>
               <w:rPr>
@@ -4987,6 +4722,7 @@
             <w:pPr>
               <w:pStyle w:val="Compact"/>
               <w:widowControl/>
+              <w:suppressAutoHyphens w:val="true"/>
               <w:spacing w:before="36" w:after="36"/>
               <w:jc w:val="both"/>
               <w:rPr>
@@ -5018,6 +4754,7 @@
             <w:pPr>
               <w:pStyle w:val="Compact"/>
               <w:widowControl/>
+              <w:suppressAutoHyphens w:val="true"/>
               <w:spacing w:before="36" w:after="36"/>
               <w:jc w:val="both"/>
               <w:rPr>
@@ -5049,6 +4786,7 @@
             <w:pPr>
               <w:pStyle w:val="Compact"/>
               <w:widowControl/>
+              <w:suppressAutoHyphens w:val="true"/>
               <w:spacing w:before="36" w:after="36"/>
               <w:jc w:val="both"/>
               <w:rPr>
@@ -5083,6 +4821,7 @@
             <w:pPr>
               <w:pStyle w:val="Compact"/>
               <w:widowControl/>
+              <w:suppressAutoHyphens w:val="true"/>
               <w:spacing w:before="36" w:after="36"/>
               <w:jc w:val="both"/>
               <w:rPr>
@@ -5114,6 +4853,7 @@
             <w:pPr>
               <w:pStyle w:val="Compact"/>
               <w:widowControl/>
+              <w:suppressAutoHyphens w:val="true"/>
               <w:spacing w:before="36" w:after="36"/>
               <w:jc w:val="both"/>
               <w:rPr>
@@ -5145,6 +4885,7 @@
             <w:pPr>
               <w:pStyle w:val="Compact"/>
               <w:widowControl/>
+              <w:suppressAutoHyphens w:val="true"/>
               <w:spacing w:before="36" w:after="36"/>
               <w:jc w:val="both"/>
               <w:rPr>
@@ -5179,6 +4920,7 @@
             <w:pPr>
               <w:pStyle w:val="Compact"/>
               <w:widowControl/>
+              <w:suppressAutoHyphens w:val="true"/>
               <w:spacing w:before="36" w:after="36"/>
               <w:jc w:val="both"/>
               <w:rPr>
@@ -5210,6 +4952,7 @@
             <w:pPr>
               <w:pStyle w:val="Compact"/>
               <w:widowControl/>
+              <w:suppressAutoHyphens w:val="true"/>
               <w:spacing w:before="36" w:after="36"/>
               <w:jc w:val="both"/>
               <w:rPr>
@@ -5241,6 +4984,7 @@
             <w:pPr>
               <w:pStyle w:val="Compact"/>
               <w:widowControl/>
+              <w:suppressAutoHyphens w:val="true"/>
               <w:spacing w:before="36" w:after="36"/>
               <w:jc w:val="both"/>
               <w:rPr>
@@ -5275,6 +5019,7 @@
             <w:pPr>
               <w:pStyle w:val="Compact"/>
               <w:widowControl/>
+              <w:suppressAutoHyphens w:val="true"/>
               <w:spacing w:before="36" w:after="36"/>
               <w:jc w:val="both"/>
               <w:rPr>
@@ -5306,6 +5051,7 @@
             <w:pPr>
               <w:pStyle w:val="Compact"/>
               <w:widowControl/>
+              <w:suppressAutoHyphens w:val="true"/>
               <w:spacing w:before="36" w:after="36"/>
               <w:jc w:val="both"/>
               <w:rPr>
@@ -5337,6 +5083,7 @@
             <w:pPr>
               <w:pStyle w:val="Compact"/>
               <w:widowControl/>
+              <w:suppressAutoHyphens w:val="true"/>
               <w:spacing w:before="36" w:after="36"/>
               <w:jc w:val="both"/>
               <w:rPr>
@@ -5523,6 +5270,381 @@
           <w:lang w:val="es-ES"/>
         </w:rPr>
         <w:t>Para responder integralmente a la asignación, la evolución debe priorizar lo siguiente:</w:t>
+      </w:r>
+    </w:p>
+    <w:p>
+      <w:pPr>
+        <w:pStyle w:val="Compact"/>
+        <w:numPr>
+          <w:ilvl w:val="0"/>
+          <w:numId w:val="9"/>
+        </w:numPr>
+        <w:jc w:val="both"/>
+        <w:rPr>
+          <w:rFonts w:ascii="Carlito" w:hAnsi="Carlito"/>
+          <w:lang w:val="es-ES"/>
+        </w:rPr>
+      </w:pPr>
+      <w:r>
+        <w:rPr>
+          <w:rFonts w:ascii="Carlito" w:hAnsi="Carlito"/>
+          <w:b/>
+          <w:bCs/>
+          <w:lang w:val="es-ES"/>
+        </w:rPr>
+        <w:t>Datos y procedencia:</w:t>
+      </w:r>
+      <w:r>
+        <w:rPr>
+          <w:rFonts w:ascii="Carlito" w:hAnsi="Carlito"/>
+          <w:lang w:val="es-ES"/>
+        </w:rPr>
+        <w:t xml:space="preserve"> verificar en ejecución cada fuente, guardar URL/identificador, hora de adquisición, licencia, versión, estado de calidad y transformaciones; separar explícitamente observaciones reales, capas base y contenidos de demostración.</w:t>
+      </w:r>
+    </w:p>
+    <w:p>
+      <w:pPr>
+        <w:pStyle w:val="Compact"/>
+        <w:numPr>
+          <w:ilvl w:val="0"/>
+          <w:numId w:val="3"/>
+        </w:numPr>
+        <w:jc w:val="both"/>
+        <w:rPr>
+          <w:rFonts w:ascii="Carlito" w:hAnsi="Carlito"/>
+          <w:lang w:val="es-ES"/>
+        </w:rPr>
+      </w:pPr>
+      <w:r>
+        <w:rPr>
+          <w:rFonts w:ascii="Carlito" w:hAnsi="Carlito"/>
+          <w:b/>
+          <w:bCs/>
+          <w:lang w:val="es-ES"/>
+        </w:rPr>
+        <w:t>Procesamiento satelital:</w:t>
+      </w:r>
+      <w:r>
+        <w:rPr>
+          <w:rFonts w:ascii="Carlito" w:hAnsi="Carlito"/>
+          <w:lang w:val="es-ES"/>
+        </w:rPr>
+        <w:t xml:space="preserve"> descargar y procesar productos Sentinel en un flujo reproducible; definir algoritmos, ventanas temporales y validación contra referencia de campo antes de reportar perturbaciones SAR u ópticas.</w:t>
+      </w:r>
+    </w:p>
+    <w:p>
+      <w:pPr>
+        <w:pStyle w:val="Compact"/>
+        <w:numPr>
+          <w:ilvl w:val="0"/>
+          <w:numId w:val="3"/>
+        </w:numPr>
+        <w:jc w:val="both"/>
+        <w:rPr>
+          <w:rFonts w:ascii="Carlito" w:hAnsi="Carlito"/>
+          <w:lang w:val="es-ES"/>
+        </w:rPr>
+      </w:pPr>
+      <w:r>
+        <w:rPr>
+          <w:rFonts w:ascii="Carlito" w:hAnsi="Carlito"/>
+          <w:b/>
+          <w:bCs/>
+          <w:lang w:val="es-ES"/>
+        </w:rPr>
+        <w:t>Lakehouse y orquestación:</w:t>
+      </w:r>
+      <w:r>
+        <w:rPr>
+          <w:rFonts w:ascii="Carlito" w:hAnsi="Carlito"/>
+          <w:lang w:val="es-ES"/>
+        </w:rPr>
+        <w:t xml:space="preserve"> diseñar zonas crudas, validadas y analíticas con MinIO/Delta Lake u opciones compatibles, y desplegar Airflow o equivalente. Kafka/NiFi deben seleccionarse solo si el volumen y la operación en tiempo real lo justifican.</w:t>
+      </w:r>
+    </w:p>
+    <w:p>
+      <w:pPr>
+        <w:pStyle w:val="Compact"/>
+        <w:numPr>
+          <w:ilvl w:val="0"/>
+          <w:numId w:val="3"/>
+        </w:numPr>
+        <w:jc w:val="both"/>
+        <w:rPr>
+          <w:rFonts w:ascii="Carlito" w:hAnsi="Carlito"/>
+          <w:lang w:val="es-ES"/>
+        </w:rPr>
+      </w:pPr>
+      <w:r>
+        <w:rPr>
+          <w:rFonts w:ascii="Carlito" w:hAnsi="Carlito"/>
+          <w:b/>
+          <w:bCs/>
+          <w:lang w:val="es-ES"/>
+        </w:rPr>
+        <w:t>RAG verificable:</w:t>
+      </w:r>
+      <w:r>
+        <w:rPr>
+          <w:rFonts w:ascii="Carlito" w:hAnsi="Carlito"/>
+          <w:lang w:val="es-ES"/>
+        </w:rPr>
+        <w:t xml:space="preserve"> elegir el modelo de embeddings y su dimensión, generar y persistir vectores junto con el texto y su procedencia, implementar búsqueda híbrida espacial/vectorial y evaluar recuperación y síntesis con consultas y documentos etiquetados.</w:t>
+      </w:r>
+    </w:p>
+    <w:p>
+      <w:pPr>
+        <w:pStyle w:val="Compact"/>
+        <w:numPr>
+          <w:ilvl w:val="0"/>
+          <w:numId w:val="3"/>
+        </w:numPr>
+        <w:jc w:val="both"/>
+        <w:rPr>
+          <w:rFonts w:ascii="Carlito" w:hAnsi="Carlito"/>
+          <w:lang w:val="es-ES"/>
+        </w:rPr>
+      </w:pPr>
+      <w:r>
+        <w:rPr>
+          <w:rFonts w:ascii="Carlito" w:hAnsi="Carlito"/>
+          <w:b/>
+          <w:bCs/>
+          <w:lang w:val="es-ES"/>
+        </w:rPr>
+        <w:t>Offline-first:</w:t>
+      </w:r>
+      <w:r>
+        <w:rPr>
+          <w:rFonts w:ascii="Carlito" w:hAnsi="Carlito"/>
+          <w:lang w:val="es-ES"/>
+        </w:rPr>
+        <w:t xml:space="preserve"> implementar almacenamiento local durable, cola de sincronización, reintentos, identificadores idempotentes y manejo de conflictos; evaluar MQTT/LoRaWAN para dispositivos y cobertura concretos.</w:t>
+      </w:r>
+    </w:p>
+    <w:p>
+      <w:pPr>
+        <w:pStyle w:val="Compact"/>
+        <w:numPr>
+          <w:ilvl w:val="0"/>
+          <w:numId w:val="3"/>
+        </w:numPr>
+        <w:jc w:val="both"/>
+        <w:rPr>
+          <w:rFonts w:ascii="Carlito" w:hAnsi="Carlito"/>
+          <w:lang w:val="es-ES"/>
+        </w:rPr>
+      </w:pPr>
+      <w:r>
+        <w:rPr>
+          <w:rFonts w:ascii="Carlito" w:hAnsi="Carlito"/>
+          <w:b/>
+          <w:bCs/>
+          <w:lang w:val="es-ES"/>
+        </w:rPr>
+        <w:t>Gobernanza:</w:t>
+      </w:r>
+      <w:r>
+        <w:rPr>
+          <w:rFonts w:ascii="Carlito" w:hAnsi="Carlito"/>
+          <w:lang w:val="es-ES"/>
+        </w:rPr>
+        <w:t xml:space="preserve"> definir RBAC, privilegio mínimo, consentimiento, retención, anonimización y generalización espacial; acordar con las comunidades protección de datos y propiedad intelectual biocultural.</w:t>
+      </w:r>
+    </w:p>
+    <w:p>
+      <w:pPr>
+        <w:pStyle w:val="Compact"/>
+        <w:numPr>
+          <w:ilvl w:val="0"/>
+          <w:numId w:val="3"/>
+        </w:numPr>
+        <w:jc w:val="both"/>
+        <w:rPr>
+          <w:rFonts w:ascii="Carlito" w:hAnsi="Carlito"/>
+          <w:lang w:val="es-ES"/>
+        </w:rPr>
+      </w:pPr>
+      <w:r>
+        <w:rPr>
+          <w:rFonts w:ascii="Carlito" w:hAnsi="Carlito"/>
+          <w:b/>
+          <w:bCs/>
+          <w:lang w:val="es-ES"/>
+        </w:rPr>
+        <w:t>Calidad y seguridad:</w:t>
+      </w:r>
+      <w:r>
+        <w:rPr>
+          <w:rFonts w:ascii="Carlito" w:hAnsi="Carlito"/>
+          <w:lang w:val="es-ES"/>
+        </w:rPr>
+        <w:t xml:space="preserve"> añadir pruebas unitarias y de integración para datos vacíos/corruptos, duplicados, indisponibilidad, reintentos, compensación de saga, privacidad y fallos de IA. Medir precisión, falsos positivos, latencia y disponibilidad antes de cualquier piloto.</w:t>
+      </w:r>
+    </w:p>
+    <w:p>
+      <w:pPr>
+        <w:pStyle w:val="Compact"/>
+        <w:numPr>
+          <w:ilvl w:val="0"/>
+          <w:numId w:val="3"/>
+        </w:numPr>
+        <w:jc w:val="both"/>
+        <w:rPr>
+          <w:rFonts w:ascii="Carlito" w:hAnsi="Carlito"/>
+          <w:lang w:val="es-ES"/>
+        </w:rPr>
+      </w:pPr>
+      <w:r>
+        <w:rPr>
+          <w:rFonts w:ascii="Carlito" w:hAnsi="Carlito"/>
+          <w:b/>
+          <w:bCs/>
+          <w:lang w:val="es-ES"/>
+        </w:rPr>
+        <w:t>Despliegue:</w:t>
+      </w:r>
+      <w:r>
+        <w:rPr>
+          <w:rFonts w:ascii="Carlito" w:hAnsi="Carlito"/>
+          <w:lang w:val="es-ES"/>
+        </w:rPr>
+        <w:t xml:space="preserve"> documentar contenedores, gestión de secretos, salud, observabilidad, copias de seguridad, límites de recursos y recuperación. Evaluar nube, edge o arquitectura híbrida según conectividad y presupuesto.</w:t>
+      </w:r>
+      <w:bookmarkEnd w:id="37"/>
+    </w:p>
+    <w:p>
+      <w:pPr>
+        <w:pStyle w:val="Heading2"/>
+        <w:jc w:val="both"/>
+        <w:rPr>
+          <w:rFonts w:ascii="Carlito" w:hAnsi="Carlito"/>
+          <w:lang w:val="es-ES"/>
+        </w:rPr>
+      </w:pPr>
+      <w:bookmarkStart w:id="38" w:name="__RefHeading___Toc1834_483564947"/>
+      <w:bookmarkStart w:id="39" w:name="usuarios-y-resultado-esperado"/>
+      <w:bookmarkEnd w:id="38"/>
+      <w:r>
+        <w:rPr>
+          <w:rFonts w:ascii="Carlito" w:hAnsi="Carlito"/>
+          <w:lang w:val="es-ES"/>
+        </w:rPr>
+        <w:t>3.5 Usuarios y resultado esperado</w:t>
+      </w:r>
+    </w:p>
+    <w:p>
+      <w:pPr>
+        <w:pStyle w:val="FirstParagraph"/>
+        <w:jc w:val="both"/>
+        <w:rPr>
+          <w:rFonts w:ascii="Carlito" w:hAnsi="Carlito"/>
+          <w:lang w:val="es-ES"/>
+        </w:rPr>
+      </w:pPr>
+      <w:r>
+        <w:rPr>
+          <w:rFonts w:ascii="Carlito" w:hAnsi="Carlito"/>
+          <w:lang w:val="es-ES"/>
+        </w:rPr>
+        <w:t>La interfaz puede servir como herramienta de consulta para analistas ambientales, investigadores, responsables de monitoreo y equipos que reciben o verifican reportes. El mapa y los módulos permiten relacionar puntos térmicos, productos de catálogo, niveles hidrológicos, denuncias y documentos. Los beneficios esperados son reducir el cambio entre herramientas y dar contexto inicial a la revisión de evidencias.</w:t>
+      </w:r>
+    </w:p>
+    <w:p>
+      <w:pPr>
+        <w:pStyle w:val="BodyText"/>
+        <w:jc w:val="both"/>
+        <w:rPr>
+          <w:rFonts w:ascii="Carlito" w:hAnsi="Carlito"/>
+          <w:lang w:val="es-ES"/>
+        </w:rPr>
+      </w:pPr>
+      <w:r>
+        <w:rPr>
+          <w:rFonts w:ascii="Carlito" w:hAnsi="Carlito"/>
+          <w:lang w:val="es-ES"/>
+        </w:rPr>
+        <w:t>No se ha documentado una evaluación de usabilidad con guardaparques, comunidades, científicos o instituciones; tampoco un piloto de campo. Los beneficios descritos son objetivos del diseño y no resultados medidos. El acceso de usuarios externos, la autorización por roles y la seguridad de reportes comunitarios deben definirse antes de ampliar su uso.</w:t>
+      </w:r>
+      <w:bookmarkEnd w:id="39"/>
+    </w:p>
+    <w:p>
+      <w:pPr>
+        <w:pStyle w:val="Heading2"/>
+        <w:jc w:val="both"/>
+        <w:rPr>
+          <w:rFonts w:ascii="Carlito" w:hAnsi="Carlito"/>
+          <w:lang w:val="es-ES"/>
+        </w:rPr>
+      </w:pPr>
+      <w:bookmarkStart w:id="40" w:name="__RefHeading___Toc1836_483564947"/>
+      <w:bookmarkStart w:id="41" w:name="despliegue-y-operación"/>
+      <w:bookmarkEnd w:id="40"/>
+      <w:r>
+        <w:rPr>
+          <w:rFonts w:ascii="Carlito" w:hAnsi="Carlito"/>
+          <w:lang w:val="es-ES"/>
+        </w:rPr>
+        <w:t>3.6 Despliegue y operación</w:t>
+      </w:r>
+    </w:p>
+    <w:p>
+      <w:pPr>
+        <w:pStyle w:val="FirstParagraph"/>
+        <w:jc w:val="both"/>
+        <w:rPr>
+          <w:rFonts w:ascii="Carlito" w:hAnsi="Carlito"/>
+          <w:lang w:val="es-ES"/>
+        </w:rPr>
+      </w:pPr>
+      <w:r>
+        <w:rPr>
+          <w:rFonts w:ascii="Carlito" w:hAnsi="Carlito"/>
+          <w:lang w:val="es-ES"/>
+        </w:rPr>
+        <w:t>La solución se ejecuta mediante servicios web y contempla su publicación en una plataforma de alojamiento que requiere configurar de forma segura las credenciales de Supabase, MongoDB y Gemini. La arquitectura actual no especifica contenedorización ni un esquema de alta disponibilidad. El plan de despliegue deberá incluir empaquetado de los componentes, administración segura de credenciales, comprobaciones de salud, observabilidad, copias de seguridad, políticas de actualización y procedimientos de recuperación. En áreas con conectividad intermitente, el nodo de campo deberá conservar los datos de forma cifrada y sincronizarlos cuando se restablezca el enlace. La selección de infraestructura deberá responder a las condiciones de energía, cobertura y operación del sur de Venezuela.</w:t>
+      </w:r>
+      <w:bookmarkEnd w:id="30"/>
+      <w:bookmarkEnd w:id="41"/>
+    </w:p>
+    <w:p>
+      <w:pPr>
+        <w:pStyle w:val="Heading1"/>
+        <w:jc w:val="both"/>
+        <w:rPr>
+          <w:rFonts w:ascii="Carlito" w:hAnsi="Carlito"/>
+          <w:lang w:val="es-ES"/>
+        </w:rPr>
+      </w:pPr>
+      <w:bookmarkStart w:id="42" w:name="__RefHeading___Toc1838_483564947"/>
+      <w:bookmarkStart w:id="43" w:name="X86ea9822bc9560c8e47042c6a543e072da49cb9"/>
+      <w:bookmarkEnd w:id="42"/>
+      <w:r>
+        <w:rPr>
+          <w:rFonts w:ascii="Carlito" w:hAnsi="Carlito"/>
+          <w:lang w:val="es-ES"/>
+        </w:rPr>
+        <w:t>Capítulo IV. Conclusiones, recomendaciones y proyección técnica</w:t>
+      </w:r>
+    </w:p>
+    <w:p>
+      <w:pPr>
+        <w:pStyle w:val="Heading2"/>
+        <w:jc w:val="both"/>
+        <w:rPr>
+          <w:rFonts w:ascii="Carlito" w:hAnsi="Carlito"/>
+          <w:lang w:val="es-ES"/>
+        </w:rPr>
+      </w:pPr>
+      <w:bookmarkStart w:id="44" w:name="__RefHeading___Toc1840_483564947"/>
+      <w:bookmarkStart w:id="45" w:name="conclusiones"/>
+      <w:bookmarkEnd w:id="44"/>
+      <w:r>
+        <w:rPr>
+          <w:rFonts w:ascii="Carlito" w:hAnsi="Carlito"/>
+          <w:lang w:val="es-ES"/>
+        </w:rPr>
+        <w:t>4.1 Conclusiones</w:t>
       </w:r>
     </w:p>
     <w:p>
@@ -5541,18 +5663,9 @@
       <w:r>
         <w:rPr>
           <w:rFonts w:ascii="Carlito" w:hAnsi="Carlito"/>
-          <w:b/>
-          <w:bCs/>
-          <w:lang w:val="es-ES"/>
-        </w:rPr>
-        <w:t>Datos y procedencia:</w:t>
-      </w:r>
-      <w:r>
-        <w:rPr>
-          <w:rFonts w:ascii="Carlito" w:hAnsi="Carlito"/>
-          <w:lang w:val="es-ES"/>
-        </w:rPr>
-        <w:t xml:space="preserve"> verificar en ejecución cada fuente, guardar URL/identificador, hora de adquisición, licencia, versión, estado de calidad y transformaciones; separar explícitamente observaciones reales, capas base y contenidos de demostración.</w:t>
+          <w:lang w:val="es-ES"/>
+        </w:rPr>
+        <w:t>Centinela Orinoco integra conectores para consultar fuentes externas como NASA FIRMS, los catálogos Copernicus y los boletines PDF de INAMEH. Esta capacidad está condicionada por la disponibilidad de credenciales, conectividad y servicios externos, por lo que no acredita por sí sola la operación continua de la plataforma.</w:t>
       </w:r>
     </w:p>
     <w:p>
@@ -5560,7 +5673,7 @@
         <w:pStyle w:val="Compact"/>
         <w:numPr>
           <w:ilvl w:val="0"/>
-          <w:numId w:val="2"/>
+          <w:numId w:val="3"/>
         </w:numPr>
         <w:jc w:val="both"/>
         <w:rPr>
@@ -5571,18 +5684,9 @@
       <w:r>
         <w:rPr>
           <w:rFonts w:ascii="Carlito" w:hAnsi="Carlito"/>
-          <w:b/>
-          <w:bCs/>
-          <w:lang w:val="es-ES"/>
-        </w:rPr>
-        <w:t>Procesamiento satelital:</w:t>
-      </w:r>
-      <w:r>
-        <w:rPr>
-          <w:rFonts w:ascii="Carlito" w:hAnsi="Carlito"/>
-          <w:lang w:val="es-ES"/>
-        </w:rPr>
-        <w:t xml:space="preserve"> descargar y procesar productos Sentinel en un flujo reproducible; definir algoritmos, ventanas temporales y validación contra referencia de campo antes de reportar perturbaciones SAR u ópticas.</w:t>
+          <w:lang w:val="es-ES"/>
+        </w:rPr>
+        <w:t>La ingesta de Sentinel-1/2/3 almacena metadatos de productos; no procesa las bandas para detectar cambios. La fuente hidrológica aporta niveles de boletines, no telemetría de sensores ni mediciones de química del agua.</w:t>
       </w:r>
     </w:p>
     <w:p>
@@ -5590,7 +5694,7 @@
         <w:pStyle w:val="Compact"/>
         <w:numPr>
           <w:ilvl w:val="0"/>
-          <w:numId w:val="2"/>
+          <w:numId w:val="3"/>
         </w:numPr>
         <w:jc w:val="both"/>
         <w:rPr>
@@ -5601,18 +5705,9 @@
       <w:r>
         <w:rPr>
           <w:rFonts w:ascii="Carlito" w:hAnsi="Carlito"/>
-          <w:b/>
-          <w:bCs/>
-          <w:lang w:val="es-ES"/>
-        </w:rPr>
-        <w:t>Lakehouse y orquestación:</w:t>
-      </w:r>
-      <w:r>
-        <w:rPr>
-          <w:rFonts w:ascii="Carlito" w:hAnsi="Carlito"/>
-          <w:lang w:val="es-ES"/>
-        </w:rPr>
-        <w:t xml:space="preserve"> diseñar zonas crudas, validadas y analíticas con MinIO/Delta Lake u opciones compatibles, y desplegar Airflow o equivalente. Kafka/NiFi deben seleccionarse solo si el volumen y la operación en tiempo real lo justifican.</w:t>
+          <w:lang w:val="es-ES"/>
+        </w:rPr>
+        <w:t>La persistencia de denuncias e incidentes es el flujo más desarrollado: contempla estados, geometría, evidencia, privacidad básica, idempotencia y compensación entre PostgreSQL y MongoDB.</w:t>
       </w:r>
     </w:p>
     <w:p>
@@ -5620,7 +5715,7 @@
         <w:pStyle w:val="Compact"/>
         <w:numPr>
           <w:ilvl w:val="0"/>
-          <w:numId w:val="2"/>
+          <w:numId w:val="3"/>
         </w:numPr>
         <w:jc w:val="both"/>
         <w:rPr>
@@ -5631,18 +5726,9 @@
       <w:r>
         <w:rPr>
           <w:rFonts w:ascii="Carlito" w:hAnsi="Carlito"/>
-          <w:b/>
-          <w:bCs/>
-          <w:lang w:val="es-ES"/>
-        </w:rPr>
-        <w:t>RAG verificable:</w:t>
-      </w:r>
-      <w:r>
-        <w:rPr>
-          <w:rFonts w:ascii="Carlito" w:hAnsi="Carlito"/>
-          <w:lang w:val="es-ES"/>
-        </w:rPr>
-        <w:t xml:space="preserve"> elegir el modelo de embeddings y su dimensión, generar y persistir vectores junto con el texto y su procedencia, implementar búsqueda híbrida espacial/vectorial y evaluar recuperación y síntesis con consultas y documentos etiquetados.</w:t>
+          <w:lang w:val="es-ES"/>
+        </w:rPr>
+        <w:t>La búsqueda actual no es vectorial: recupera por coincidencia textual y proximidad. Gemini puede sintetizar la evidencia, pero no sustituye verificación de datos ni revisión humana.</w:t>
       </w:r>
     </w:p>
     <w:p>
@@ -5650,7 +5736,7 @@
         <w:pStyle w:val="Compact"/>
         <w:numPr>
           <w:ilvl w:val="0"/>
-          <w:numId w:val="2"/>
+          <w:numId w:val="3"/>
         </w:numPr>
         <w:jc w:val="both"/>
         <w:rPr>
@@ -5661,18 +5747,9 @@
       <w:r>
         <w:rPr>
           <w:rFonts w:ascii="Carlito" w:hAnsi="Carlito"/>
-          <w:b/>
-          <w:bCs/>
-          <w:lang w:val="es-ES"/>
-        </w:rPr>
-        <w:t>Offline-first:</w:t>
-      </w:r>
-      <w:r>
-        <w:rPr>
-          <w:rFonts w:ascii="Carlito" w:hAnsi="Carlito"/>
-          <w:lang w:val="es-ES"/>
-        </w:rPr>
-        <w:t xml:space="preserve"> implementar almacenamiento local durable, cola de sincronización, reintentos, identificadores idempotentes y manejo de conflictos; evaluar MQTT/LoRaWAN para dispositivos y cobertura concretos.</w:t>
+          <w:lang w:val="es-ES"/>
+        </w:rPr>
+        <w:t>El prototipo cubre una parte de la arquitectura de consumo e ingesta, pero no satisface aún los requisitos de Lakehouse, procesamiento distribuido, RAG con embeddings, offline-first durable, RBAC integral, pruebas automatizadas y despliegue en contenedores.</w:t>
       </w:r>
     </w:p>
     <w:p>
@@ -5680,7 +5757,7 @@
         <w:pStyle w:val="Compact"/>
         <w:numPr>
           <w:ilvl w:val="0"/>
-          <w:numId w:val="2"/>
+          <w:numId w:val="3"/>
         </w:numPr>
         <w:jc w:val="both"/>
         <w:rPr>
@@ -5691,18 +5768,9 @@
       <w:r>
         <w:rPr>
           <w:rFonts w:ascii="Carlito" w:hAnsi="Carlito"/>
-          <w:b/>
-          <w:bCs/>
-          <w:lang w:val="es-ES"/>
-        </w:rPr>
-        <w:t>Gobernanza:</w:t>
-      </w:r>
-      <w:r>
-        <w:rPr>
-          <w:rFonts w:ascii="Carlito" w:hAnsi="Carlito"/>
-          <w:lang w:val="es-ES"/>
-        </w:rPr>
-        <w:t xml:space="preserve"> definir RBAC, privilegio mínimo, consentimiento, retención, anonimización y generalización espacial; acordar con las comunidades protección de datos y propiedad intelectual biocultural.</w:t>
+          <w:lang w:val="es-ES"/>
+        </w:rPr>
+        <w:t>La bibliografía de la propuesta contiene cinco referencias incompletas y no acredita el mínimo de diez fuentes indexadas solicitado en las directrices científicas y el informe final.</w:t>
       </w:r>
     </w:p>
     <w:p>
@@ -5710,328 +5778,7 @@
         <w:pStyle w:val="Compact"/>
         <w:numPr>
           <w:ilvl w:val="0"/>
-          <w:numId w:val="2"/>
-        </w:numPr>
-        <w:jc w:val="both"/>
-        <w:rPr>
-          <w:rFonts w:ascii="Carlito" w:hAnsi="Carlito"/>
-          <w:lang w:val="es-ES"/>
-        </w:rPr>
-      </w:pPr>
-      <w:r>
-        <w:rPr>
-          <w:rFonts w:ascii="Carlito" w:hAnsi="Carlito"/>
-          <w:b/>
-          <w:bCs/>
-          <w:lang w:val="es-ES"/>
-        </w:rPr>
-        <w:t>Calidad y seguridad:</w:t>
-      </w:r>
-      <w:r>
-        <w:rPr>
-          <w:rFonts w:ascii="Carlito" w:hAnsi="Carlito"/>
-          <w:lang w:val="es-ES"/>
-        </w:rPr>
-        <w:t xml:space="preserve"> añadir pruebas unitarias y de integración para datos vacíos/corruptos, duplicados, indisponibilidad, reintentos, compensación de saga, privacidad y fallos de IA. Medir precisión, falsos positivos, latencia y disponibilidad antes de cualquier piloto.</w:t>
-      </w:r>
-    </w:p>
-    <w:p>
-      <w:pPr>
-        <w:pStyle w:val="Compact"/>
-        <w:numPr>
-          <w:ilvl w:val="0"/>
-          <w:numId w:val="2"/>
-        </w:numPr>
-        <w:jc w:val="both"/>
-        <w:rPr>
-          <w:rFonts w:ascii="Carlito" w:hAnsi="Carlito"/>
-          <w:lang w:val="es-ES"/>
-        </w:rPr>
-      </w:pPr>
-      <w:r>
-        <w:rPr>
-          <w:rFonts w:ascii="Carlito" w:hAnsi="Carlito"/>
-          <w:b/>
-          <w:bCs/>
-          <w:lang w:val="es-ES"/>
-        </w:rPr>
-        <w:t>Despliegue:</w:t>
-      </w:r>
-      <w:r>
-        <w:rPr>
-          <w:rFonts w:ascii="Carlito" w:hAnsi="Carlito"/>
-          <w:lang w:val="es-ES"/>
-        </w:rPr>
-        <w:t xml:space="preserve"> documentar contenedores, gestión de secretos, salud, observabilidad, copias de seguridad, límites de recursos y recuperación. Evaluar nube, edge o arquitectura híbrida según conectividad y presupuesto.</w:t>
-      </w:r>
-      <w:bookmarkEnd w:id="37"/>
-    </w:p>
-    <w:p>
-      <w:pPr>
-        <w:pStyle w:val="Heading2"/>
-        <w:jc w:val="both"/>
-        <w:rPr>
-          <w:rFonts w:ascii="Carlito" w:hAnsi="Carlito"/>
-          <w:lang w:val="es-ES"/>
-        </w:rPr>
-      </w:pPr>
-      <w:bookmarkStart w:id="38" w:name="__RefHeading___Toc1834_483564947"/>
-      <w:bookmarkStart w:id="39" w:name="usuarios-y-resultado-esperado"/>
-      <w:bookmarkEnd w:id="38"/>
-      <w:r>
-        <w:rPr>
-          <w:rFonts w:ascii="Carlito" w:hAnsi="Carlito"/>
-          <w:lang w:val="es-ES"/>
-        </w:rPr>
-        <w:t>3.5 Usuarios y resultado esperado</w:t>
-      </w:r>
-    </w:p>
-    <w:p>
-      <w:pPr>
-        <w:pStyle w:val="FirstParagraph"/>
-        <w:jc w:val="both"/>
-        <w:rPr>
-          <w:rFonts w:ascii="Carlito" w:hAnsi="Carlito"/>
-          <w:lang w:val="es-ES"/>
-        </w:rPr>
-      </w:pPr>
-      <w:r>
-        <w:rPr>
-          <w:rFonts w:ascii="Carlito" w:hAnsi="Carlito"/>
-          <w:lang w:val="es-ES"/>
-        </w:rPr>
-        <w:t>La interfaz puede servir como herramienta de consulta para analistas ambientales, investigadores, responsables de monitoreo y equipos que reciben o verifican reportes. El mapa y los módulos permiten relacionar puntos térmicos, productos de catálogo, niveles hidrológicos, denuncias y documentos. Los beneficios esperados son reducir el cambio entre herramientas y dar contexto inicial a la revisión de evidencias.</w:t>
-      </w:r>
-    </w:p>
-    <w:p>
-      <w:pPr>
-        <w:pStyle w:val="BodyText"/>
-        <w:jc w:val="both"/>
-        <w:rPr>
-          <w:rFonts w:ascii="Carlito" w:hAnsi="Carlito"/>
-          <w:lang w:val="es-ES"/>
-        </w:rPr>
-      </w:pPr>
-      <w:r>
-        <w:rPr>
-          <w:rFonts w:ascii="Carlito" w:hAnsi="Carlito"/>
-          <w:lang w:val="es-ES"/>
-        </w:rPr>
-        <w:t>No se ha documentado una evaluación de usabilidad con guardaparques, comunidades, científicos o instituciones; tampoco un piloto de campo. Los beneficios descritos son objetivos del diseño y no resultados medidos. El acceso de usuarios externos, la autorización por roles y la seguridad de reportes comunitarios deben definirse antes de ampliar su uso.</w:t>
-      </w:r>
-      <w:bookmarkEnd w:id="39"/>
-    </w:p>
-    <w:p>
-      <w:pPr>
-        <w:pStyle w:val="Heading2"/>
-        <w:jc w:val="both"/>
-        <w:rPr>
-          <w:rFonts w:ascii="Carlito" w:hAnsi="Carlito"/>
-          <w:lang w:val="es-ES"/>
-        </w:rPr>
-      </w:pPr>
-      <w:bookmarkStart w:id="40" w:name="__RefHeading___Toc1836_483564947"/>
-      <w:bookmarkStart w:id="41" w:name="despliegue-y-operación"/>
-      <w:bookmarkEnd w:id="40"/>
-      <w:r>
-        <w:rPr>
-          <w:rFonts w:ascii="Carlito" w:hAnsi="Carlito"/>
-          <w:lang w:val="es-ES"/>
-        </w:rPr>
-        <w:t>3.6 Despliegue y operación</w:t>
-      </w:r>
-    </w:p>
-    <w:p>
-      <w:pPr>
-        <w:pStyle w:val="FirstParagraph"/>
-        <w:jc w:val="both"/>
-        <w:rPr>
-          <w:rFonts w:ascii="Carlito" w:hAnsi="Carlito"/>
-          <w:lang w:val="es-ES"/>
-        </w:rPr>
-      </w:pPr>
-      <w:r>
-        <w:rPr>
-          <w:rFonts w:ascii="Carlito" w:hAnsi="Carlito"/>
-          <w:lang w:val="es-ES"/>
-        </w:rPr>
-        <w:t>La solución se ejecuta mediante servicios web y contempla su publicación en una plataforma de alojamiento que requiere configurar de forma segura las credenciales de Supabase, MongoDB y Gemini. La arquitectura actual no especifica contenedorización ni un esquema de alta disponibilidad. El plan de despliegue deberá incluir empaquetado de los componentes, administración segura de credenciales, comprobaciones de salud, observabilidad, copias de seguridad, políticas de actualización y procedimientos de recuperación. En áreas con conectividad intermitente, el nodo de campo deberá conservar los datos de forma cifrada y sincronizarlos cuando se restablezca el enlace. La selección de infraestructura deberá responder a las condiciones de energía, cobertura y operación del sur de Venezuela.</w:t>
-      </w:r>
-      <w:bookmarkEnd w:id="30"/>
-      <w:bookmarkEnd w:id="41"/>
-    </w:p>
-    <w:p>
-      <w:pPr>
-        <w:pStyle w:val="Heading1"/>
-        <w:jc w:val="both"/>
-        <w:rPr>
-          <w:rFonts w:ascii="Carlito" w:hAnsi="Carlito"/>
-          <w:lang w:val="es-ES"/>
-        </w:rPr>
-      </w:pPr>
-      <w:bookmarkStart w:id="42" w:name="__RefHeading___Toc1838_483564947"/>
-      <w:bookmarkStart w:id="43" w:name="X86ea9822bc9560c8e47042c6a543e072da49cb9"/>
-      <w:bookmarkEnd w:id="42"/>
-      <w:r>
-        <w:rPr>
-          <w:rFonts w:ascii="Carlito" w:hAnsi="Carlito"/>
-          <w:lang w:val="es-ES"/>
-        </w:rPr>
-        <w:t>Capítulo IV. Conclusiones, recomendaciones y proyección técnica</w:t>
-      </w:r>
-    </w:p>
-    <w:p>
-      <w:pPr>
-        <w:pStyle w:val="Heading2"/>
-        <w:jc w:val="both"/>
-        <w:rPr>
-          <w:rFonts w:ascii="Carlito" w:hAnsi="Carlito"/>
-          <w:lang w:val="es-ES"/>
-        </w:rPr>
-      </w:pPr>
-      <w:bookmarkStart w:id="44" w:name="__RefHeading___Toc1840_483564947"/>
-      <w:bookmarkStart w:id="45" w:name="conclusiones"/>
-      <w:bookmarkEnd w:id="44"/>
-      <w:r>
-        <w:rPr>
-          <w:rFonts w:ascii="Carlito" w:hAnsi="Carlito"/>
-          <w:lang w:val="es-ES"/>
-        </w:rPr>
-        <w:t>4.1 Conclusiones</w:t>
-      </w:r>
-    </w:p>
-    <w:p>
-      <w:pPr>
-        <w:pStyle w:val="Compact"/>
-        <w:numPr>
-          <w:ilvl w:val="0"/>
-          <w:numId w:val="11"/>
-        </w:numPr>
-        <w:jc w:val="both"/>
-        <w:rPr>
-          <w:rFonts w:ascii="Carlito" w:hAnsi="Carlito"/>
-          <w:lang w:val="es-ES"/>
-        </w:rPr>
-      </w:pPr>
-      <w:r>
-        <w:rPr>
-          <w:rFonts w:ascii="Carlito" w:hAnsi="Carlito"/>
-          <w:lang w:val="es-ES"/>
-        </w:rPr>
-        <w:t>Centinela Orinoco integra conectores para consultar fuentes externas como NASA FIRMS, los catálogos Copernicus y los boletines PDF de INAMEH. Esta capacidad está condicionada por la disponibilidad de credenciales, conectividad y servicios externos, por lo que no acredita por sí sola la operación continua de la plataforma.</w:t>
-      </w:r>
-    </w:p>
-    <w:p>
-      <w:pPr>
-        <w:pStyle w:val="Compact"/>
-        <w:numPr>
-          <w:ilvl w:val="0"/>
-          <w:numId w:val="2"/>
-        </w:numPr>
-        <w:jc w:val="both"/>
-        <w:rPr>
-          <w:rFonts w:ascii="Carlito" w:hAnsi="Carlito"/>
-          <w:lang w:val="es-ES"/>
-        </w:rPr>
-      </w:pPr>
-      <w:r>
-        <w:rPr>
-          <w:rFonts w:ascii="Carlito" w:hAnsi="Carlito"/>
-          <w:lang w:val="es-ES"/>
-        </w:rPr>
-        <w:t>La ingesta de Sentinel-1/2/3 almacena metadatos de productos; no procesa las bandas para detectar cambios. La fuente hidrológica aporta niveles de boletines, no telemetría de sensores ni mediciones de química del agua.</w:t>
-      </w:r>
-    </w:p>
-    <w:p>
-      <w:pPr>
-        <w:pStyle w:val="Compact"/>
-        <w:numPr>
-          <w:ilvl w:val="0"/>
-          <w:numId w:val="2"/>
-        </w:numPr>
-        <w:jc w:val="both"/>
-        <w:rPr>
-          <w:rFonts w:ascii="Carlito" w:hAnsi="Carlito"/>
-          <w:lang w:val="es-ES"/>
-        </w:rPr>
-      </w:pPr>
-      <w:r>
-        <w:rPr>
-          <w:rFonts w:ascii="Carlito" w:hAnsi="Carlito"/>
-          <w:lang w:val="es-ES"/>
-        </w:rPr>
-        <w:t>La persistencia de denuncias e incidentes es el flujo más desarrollado: contempla estados, geometría, evidencia, privacidad básica, idempotencia y compensación entre PostgreSQL y MongoDB.</w:t>
-      </w:r>
-    </w:p>
-    <w:p>
-      <w:pPr>
-        <w:pStyle w:val="Compact"/>
-        <w:numPr>
-          <w:ilvl w:val="0"/>
-          <w:numId w:val="2"/>
-        </w:numPr>
-        <w:jc w:val="both"/>
-        <w:rPr>
-          <w:rFonts w:ascii="Carlito" w:hAnsi="Carlito"/>
-          <w:lang w:val="es-ES"/>
-        </w:rPr>
-      </w:pPr>
-      <w:r>
-        <w:rPr>
-          <w:rFonts w:ascii="Carlito" w:hAnsi="Carlito"/>
-          <w:lang w:val="es-ES"/>
-        </w:rPr>
-        <w:t>La búsqueda actual no es vectorial: recupera por coincidencia textual y proximidad. Gemini puede sintetizar la evidencia, pero no sustituye verificación de datos ni revisión humana.</w:t>
-      </w:r>
-    </w:p>
-    <w:p>
-      <w:pPr>
-        <w:pStyle w:val="Compact"/>
-        <w:numPr>
-          <w:ilvl w:val="0"/>
-          <w:numId w:val="2"/>
-        </w:numPr>
-        <w:jc w:val="both"/>
-        <w:rPr>
-          <w:rFonts w:ascii="Carlito" w:hAnsi="Carlito"/>
-          <w:lang w:val="es-ES"/>
-        </w:rPr>
-      </w:pPr>
-      <w:r>
-        <w:rPr>
-          <w:rFonts w:ascii="Carlito" w:hAnsi="Carlito"/>
-          <w:lang w:val="es-ES"/>
-        </w:rPr>
-        <w:t>El prototipo cubre una parte de la arquitectura de consumo e ingesta, pero no satisface aún los requisitos de Lakehouse, procesamiento distribuido, RAG con embeddings, offline-first durable, RBAC integral, pruebas automatizadas y despliegue en contenedores.</w:t>
-      </w:r>
-    </w:p>
-    <w:p>
-      <w:pPr>
-        <w:pStyle w:val="Compact"/>
-        <w:numPr>
-          <w:ilvl w:val="0"/>
-          <w:numId w:val="2"/>
-        </w:numPr>
-        <w:jc w:val="both"/>
-        <w:rPr>
-          <w:rFonts w:ascii="Carlito" w:hAnsi="Carlito"/>
-          <w:lang w:val="es-ES"/>
-        </w:rPr>
-      </w:pPr>
-      <w:r>
-        <w:rPr>
-          <w:rFonts w:ascii="Carlito" w:hAnsi="Carlito"/>
-          <w:lang w:val="es-ES"/>
-        </w:rPr>
-        <w:t>La bibliografía de la propuesta contiene cinco referencias incompletas y no acredita el mínimo de diez fuentes indexadas solicitado en las directrices científicas y el informe final.</w:t>
-      </w:r>
-    </w:p>
-    <w:p>
-      <w:pPr>
-        <w:pStyle w:val="Compact"/>
-        <w:numPr>
-          <w:ilvl w:val="0"/>
-          <w:numId w:val="2"/>
+          <w:numId w:val="3"/>
         </w:numPr>
         <w:jc w:val="both"/>
         <w:rPr>
@@ -6359,6 +6106,7 @@
             <w:pPr>
               <w:pStyle w:val="Compact"/>
               <w:widowControl/>
+              <w:suppressAutoHyphens w:val="true"/>
               <w:spacing w:before="36" w:after="36"/>
               <w:jc w:val="both"/>
               <w:rPr>
@@ -6393,6 +6141,7 @@
             <w:pPr>
               <w:pStyle w:val="Compact"/>
               <w:widowControl/>
+              <w:suppressAutoHyphens w:val="true"/>
               <w:spacing w:before="36" w:after="36"/>
               <w:jc w:val="both"/>
               <w:rPr>
@@ -6427,6 +6176,7 @@
             <w:pPr>
               <w:pStyle w:val="Compact"/>
               <w:widowControl/>
+              <w:suppressAutoHyphens w:val="true"/>
               <w:spacing w:before="36" w:after="36"/>
               <w:jc w:val="both"/>
               <w:rPr>
@@ -6461,6 +6211,7 @@
             <w:pPr>
               <w:pStyle w:val="Compact"/>
               <w:widowControl/>
+              <w:suppressAutoHyphens w:val="true"/>
               <w:spacing w:before="36" w:after="36"/>
               <w:jc w:val="both"/>
               <w:rPr>
@@ -6492,6 +6243,7 @@
             <w:pPr>
               <w:pStyle w:val="Compact"/>
               <w:widowControl/>
+              <w:suppressAutoHyphens w:val="true"/>
               <w:spacing w:before="36" w:after="36"/>
               <w:jc w:val="both"/>
               <w:rPr>
@@ -6523,6 +6275,7 @@
             <w:pPr>
               <w:pStyle w:val="Compact"/>
               <w:widowControl/>
+              <w:suppressAutoHyphens w:val="true"/>
               <w:spacing w:before="36" w:after="36"/>
               <w:jc w:val="both"/>
               <w:rPr>
@@ -6557,6 +6310,7 @@
             <w:pPr>
               <w:pStyle w:val="Compact"/>
               <w:widowControl/>
+              <w:suppressAutoHyphens w:val="true"/>
               <w:spacing w:before="36" w:after="36"/>
               <w:jc w:val="both"/>
               <w:rPr>
@@ -6588,6 +6342,7 @@
             <w:pPr>
               <w:pStyle w:val="Compact"/>
               <w:widowControl/>
+              <w:suppressAutoHyphens w:val="true"/>
               <w:spacing w:before="36" w:after="36"/>
               <w:jc w:val="both"/>
               <w:rPr>
@@ -6619,6 +6374,7 @@
             <w:pPr>
               <w:pStyle w:val="Compact"/>
               <w:widowControl/>
+              <w:suppressAutoHyphens w:val="true"/>
               <w:spacing w:before="36" w:after="36"/>
               <w:jc w:val="both"/>
               <w:rPr>
@@ -6653,6 +6409,7 @@
             <w:pPr>
               <w:pStyle w:val="Compact"/>
               <w:widowControl/>
+              <w:suppressAutoHyphens w:val="true"/>
               <w:spacing w:before="36" w:after="36"/>
               <w:jc w:val="both"/>
               <w:rPr>
@@ -6684,6 +6441,7 @@
             <w:pPr>
               <w:pStyle w:val="Compact"/>
               <w:widowControl/>
+              <w:suppressAutoHyphens w:val="true"/>
               <w:spacing w:before="36" w:after="36"/>
               <w:jc w:val="both"/>
               <w:rPr>
@@ -6715,6 +6473,7 @@
             <w:pPr>
               <w:pStyle w:val="Compact"/>
               <w:widowControl/>
+              <w:suppressAutoHyphens w:val="true"/>
               <w:spacing w:before="36" w:after="36"/>
               <w:jc w:val="both"/>
               <w:rPr>
@@ -6749,6 +6508,7 @@
             <w:pPr>
               <w:pStyle w:val="Compact"/>
               <w:widowControl/>
+              <w:suppressAutoHyphens w:val="true"/>
               <w:spacing w:before="36" w:after="36"/>
               <w:jc w:val="both"/>
               <w:rPr>
@@ -6780,6 +6540,7 @@
             <w:pPr>
               <w:pStyle w:val="Compact"/>
               <w:widowControl/>
+              <w:suppressAutoHyphens w:val="true"/>
               <w:spacing w:before="36" w:after="36"/>
               <w:jc w:val="both"/>
               <w:rPr>
@@ -6811,6 +6572,7 @@
             <w:pPr>
               <w:pStyle w:val="Compact"/>
               <w:widowControl/>
+              <w:suppressAutoHyphens w:val="true"/>
               <w:spacing w:before="36" w:after="36"/>
               <w:jc w:val="both"/>
               <w:rPr>
@@ -6845,6 +6607,7 @@
             <w:pPr>
               <w:pStyle w:val="Compact"/>
               <w:widowControl/>
+              <w:suppressAutoHyphens w:val="true"/>
               <w:spacing w:before="36" w:after="36"/>
               <w:jc w:val="both"/>
               <w:rPr>
@@ -6876,6 +6639,7 @@
             <w:pPr>
               <w:pStyle w:val="Compact"/>
               <w:widowControl/>
+              <w:suppressAutoHyphens w:val="true"/>
               <w:spacing w:before="36" w:after="36"/>
               <w:jc w:val="both"/>
               <w:rPr>
@@ -6907,6 +6671,7 @@
             <w:pPr>
               <w:pStyle w:val="Compact"/>
               <w:widowControl/>
+              <w:suppressAutoHyphens w:val="true"/>
               <w:spacing w:before="36" w:after="36"/>
               <w:jc w:val="both"/>
               <w:rPr>
@@ -6941,6 +6706,7 @@
             <w:pPr>
               <w:pStyle w:val="Compact"/>
               <w:widowControl/>
+              <w:suppressAutoHyphens w:val="true"/>
               <w:spacing w:before="36" w:after="36"/>
               <w:jc w:val="both"/>
               <w:rPr>
@@ -6972,6 +6738,7 @@
             <w:pPr>
               <w:pStyle w:val="Compact"/>
               <w:widowControl/>
+              <w:suppressAutoHyphens w:val="true"/>
               <w:spacing w:before="36" w:after="36"/>
               <w:jc w:val="both"/>
               <w:rPr>
@@ -7003,6 +6770,7 @@
             <w:pPr>
               <w:pStyle w:val="Compact"/>
               <w:widowControl/>
+              <w:suppressAutoHyphens w:val="true"/>
               <w:spacing w:before="36" w:after="36"/>
               <w:jc w:val="both"/>
               <w:rPr>
@@ -7037,6 +6805,7 @@
             <w:pPr>
               <w:pStyle w:val="Compact"/>
               <w:widowControl/>
+              <w:suppressAutoHyphens w:val="true"/>
               <w:spacing w:before="36" w:after="36"/>
               <w:jc w:val="both"/>
               <w:rPr>
@@ -7068,6 +6837,7 @@
             <w:pPr>
               <w:pStyle w:val="Compact"/>
               <w:widowControl/>
+              <w:suppressAutoHyphens w:val="true"/>
               <w:spacing w:before="36" w:after="36"/>
               <w:jc w:val="both"/>
               <w:rPr>
@@ -7099,6 +6869,7 @@
             <w:pPr>
               <w:pStyle w:val="Compact"/>
               <w:widowControl/>
+              <w:suppressAutoHyphens w:val="true"/>
               <w:spacing w:before="36" w:after="36"/>
               <w:jc w:val="both"/>
               <w:rPr>
@@ -7133,6 +6904,7 @@
             <w:pPr>
               <w:pStyle w:val="Compact"/>
               <w:widowControl/>
+              <w:suppressAutoHyphens w:val="true"/>
               <w:spacing w:before="36" w:after="36"/>
               <w:jc w:val="both"/>
               <w:rPr>
@@ -7164,6 +6936,7 @@
             <w:pPr>
               <w:pStyle w:val="Compact"/>
               <w:widowControl/>
+              <w:suppressAutoHyphens w:val="true"/>
               <w:spacing w:before="36" w:after="36"/>
               <w:jc w:val="both"/>
               <w:rPr>
@@ -7195,6 +6968,7 @@
             <w:pPr>
               <w:pStyle w:val="Compact"/>
               <w:widowControl/>
+              <w:suppressAutoHyphens w:val="true"/>
               <w:spacing w:before="36" w:after="36"/>
               <w:jc w:val="both"/>
               <w:rPr>
@@ -7229,6 +7003,7 @@
             <w:pPr>
               <w:pStyle w:val="Compact"/>
               <w:widowControl/>
+              <w:suppressAutoHyphens w:val="true"/>
               <w:spacing w:before="36" w:after="36"/>
               <w:jc w:val="both"/>
               <w:rPr>
@@ -7260,6 +7035,7 @@
             <w:pPr>
               <w:pStyle w:val="Compact"/>
               <w:widowControl/>
+              <w:suppressAutoHyphens w:val="true"/>
               <w:spacing w:before="36" w:after="36"/>
               <w:jc w:val="both"/>
               <w:rPr>
@@ -7291,6 +7067,7 @@
             <w:pPr>
               <w:pStyle w:val="Compact"/>
               <w:widowControl/>
+              <w:suppressAutoHyphens w:val="true"/>
               <w:spacing w:before="36" w:after="36"/>
               <w:jc w:val="both"/>
               <w:rPr>
@@ -7325,6 +7102,7 @@
             <w:pPr>
               <w:pStyle w:val="Compact"/>
               <w:widowControl/>
+              <w:suppressAutoHyphens w:val="true"/>
               <w:spacing w:before="36" w:after="36"/>
               <w:jc w:val="both"/>
               <w:rPr>
@@ -7356,6 +7134,7 @@
             <w:pPr>
               <w:pStyle w:val="Compact"/>
               <w:widowControl/>
+              <w:suppressAutoHyphens w:val="true"/>
               <w:spacing w:before="36" w:after="36"/>
               <w:jc w:val="both"/>
               <w:rPr>
@@ -7387,6 +7166,7 @@
             <w:pPr>
               <w:pStyle w:val="Compact"/>
               <w:widowControl/>
+              <w:suppressAutoHyphens w:val="true"/>
               <w:spacing w:before="36" w:after="36"/>
               <w:jc w:val="both"/>
               <w:rPr>
@@ -7421,6 +7201,7 @@
             <w:pPr>
               <w:pStyle w:val="Compact"/>
               <w:widowControl/>
+              <w:suppressAutoHyphens w:val="true"/>
               <w:spacing w:before="36" w:after="36"/>
               <w:jc w:val="both"/>
               <w:rPr>
@@ -7452,6 +7233,7 @@
             <w:pPr>
               <w:pStyle w:val="Compact"/>
               <w:widowControl/>
+              <w:suppressAutoHyphens w:val="true"/>
               <w:spacing w:before="36" w:after="36"/>
               <w:jc w:val="both"/>
               <w:rPr>
@@ -7483,6 +7265,7 @@
             <w:pPr>
               <w:pStyle w:val="Compact"/>
               <w:widowControl/>
+              <w:suppressAutoHyphens w:val="true"/>
               <w:spacing w:before="36" w:after="36"/>
               <w:jc w:val="both"/>
               <w:rPr>
@@ -7517,6 +7300,7 @@
             <w:pPr>
               <w:pStyle w:val="Compact"/>
               <w:widowControl/>
+              <w:suppressAutoHyphens w:val="true"/>
               <w:spacing w:before="36" w:after="36"/>
               <w:jc w:val="both"/>
               <w:rPr>
@@ -7548,6 +7332,7 @@
             <w:pPr>
               <w:pStyle w:val="Compact"/>
               <w:widowControl/>
+              <w:suppressAutoHyphens w:val="true"/>
               <w:spacing w:before="36" w:after="36"/>
               <w:jc w:val="both"/>
               <w:rPr>
@@ -7579,6 +7364,7 @@
             <w:pPr>
               <w:pStyle w:val="Compact"/>
               <w:widowControl/>
+              <w:suppressAutoHyphens w:val="true"/>
               <w:spacing w:before="36" w:after="36"/>
               <w:jc w:val="both"/>
               <w:rPr>
@@ -7679,6 +7465,7 @@
     <w:p>
       <w:pPr>
         <w:pStyle w:val="Heading2"/>
+        <w:spacing w:before="0" w:after="0"/>
         <w:jc w:val="both"/>
         <w:rPr>
           <w:rFonts w:ascii="Carlito" w:hAnsi="Carlito"/>
@@ -7738,7 +7525,7 @@
         <w:pStyle w:val="Compact"/>
         <w:numPr>
           <w:ilvl w:val="0"/>
-          <w:numId w:val="12"/>
+          <w:numId w:val="11"/>
         </w:numPr>
         <w:jc w:val="both"/>
         <w:rPr>
@@ -7768,7 +7555,7 @@
         <w:pStyle w:val="Compact"/>
         <w:numPr>
           <w:ilvl w:val="0"/>
-          <w:numId w:val="2"/>
+          <w:numId w:val="3"/>
         </w:numPr>
         <w:jc w:val="both"/>
         <w:rPr>
@@ -7798,7 +7585,7 @@
         <w:pStyle w:val="Compact"/>
         <w:numPr>
           <w:ilvl w:val="0"/>
-          <w:numId w:val="2"/>
+          <w:numId w:val="3"/>
         </w:numPr>
         <w:jc w:val="both"/>
         <w:rPr>
@@ -7828,7 +7615,7 @@
         <w:pStyle w:val="Compact"/>
         <w:numPr>
           <w:ilvl w:val="0"/>
-          <w:numId w:val="2"/>
+          <w:numId w:val="3"/>
         </w:numPr>
         <w:jc w:val="both"/>
         <w:rPr>
@@ -7858,7 +7645,7 @@
         <w:pStyle w:val="Compact"/>
         <w:numPr>
           <w:ilvl w:val="0"/>
-          <w:numId w:val="2"/>
+          <w:numId w:val="3"/>
         </w:numPr>
         <w:jc w:val="both"/>
         <w:rPr>
@@ -7946,7 +7733,9 @@
       <w:bookmarkEnd w:id="58"/>
     </w:p>
     <w:sectPr>
-      <w:footerReference w:type="default" r:id="rId5"/>
+      <w:footerReference w:type="even" r:id="rId5"/>
+      <w:footerReference w:type="default" r:id="rId6"/>
+      <w:footerReference w:type="first" r:id="rId7"/>
       <w:type w:val="nextPage"/>
       <w:pgSz w:w="12240" w:h="15840"/>
       <w:pgMar w:left="1440" w:right="1440" w:gutter="0" w:header="0" w:top="1440" w:footer="1440" w:bottom="2199"/>
@@ -7960,6 +7749,22 @@
 </file>
 
 <file path=word/footer1.xml><?xml version="1.0" encoding="utf-8"?>
+<w:ftr xmlns:o="urn:schemas-microsoft-com:office:office" xmlns:r="http://schemas.openxmlformats.org/officeDocument/2006/relationships" xmlns:v="urn:schemas-microsoft-com:vml" xmlns:w="http://schemas.openxmlformats.org/wordprocessingml/2006/main" xmlns:w10="urn:schemas-microsoft-com:office:word" xmlns:wp="http://schemas.openxmlformats.org/drawingml/2006/wordprocessingDrawing" xmlns:pic="http://schemas.openxmlformats.org/drawingml/2006/picture" xmlns:wps="http://schemas.microsoft.com/office/word/2010/wordprocessingShape" xmlns:wpg="http://schemas.microsoft.com/office/word/2010/wordprocessingGroup" xmlns:mc="http://schemas.openxmlformats.org/markup-compatibility/2006" xmlns:wp14="http://schemas.microsoft.com/office/word/2010/wordprocessingDrawing" xmlns:w14="http://schemas.microsoft.com/office/word/2010/wordml" xmlns:w15="http://schemas.microsoft.com/office/word/2012/wordml" mc:Ignorable="w14 wp14 w15">
+  <w:p>
+    <w:pPr>
+      <w:pStyle w:val="Footer"/>
+      <w:suppressLineNumbers/>
+      <w:spacing w:before="0" w:after="200"/>
+      <w:rPr/>
+    </w:pPr>
+    <w:r>
+      <w:rPr/>
+    </w:r>
+  </w:p>
+</w:ftr>
+</file>
+
+<file path=word/footer2.xml><?xml version="1.0" encoding="utf-8"?>
 <w:ftr xmlns:o="urn:schemas-microsoft-com:office:office" xmlns:r="http://schemas.openxmlformats.org/officeDocument/2006/relationships" xmlns:v="urn:schemas-microsoft-com:vml" xmlns:w="http://schemas.openxmlformats.org/wordprocessingml/2006/main" xmlns:w10="urn:schemas-microsoft-com:office:word" xmlns:wp="http://schemas.openxmlformats.org/drawingml/2006/wordprocessingDrawing" xmlns:pic="http://schemas.openxmlformats.org/drawingml/2006/picture" xmlns:wps="http://schemas.microsoft.com/office/word/2010/wordprocessingShape" xmlns:wpg="http://schemas.microsoft.com/office/word/2010/wordprocessingGroup" xmlns:mc="http://schemas.openxmlformats.org/markup-compatibility/2006" xmlns:wp14="http://schemas.microsoft.com/office/word/2010/wordprocessingDrawing" xmlns:w14="http://schemas.microsoft.com/office/word/2010/wordml" xmlns:w15="http://schemas.microsoft.com/office/word/2012/wordml" mc:Ignorable="w14 wp14 w15">
   <w:p>
     <w:pPr>
@@ -8022,6 +7827,69 @@
 </w:ftr>
 </file>
 
+<file path=word/footer3.xml><?xml version="1.0" encoding="utf-8"?>
+<w:ftr xmlns:o="urn:schemas-microsoft-com:office:office" xmlns:r="http://schemas.openxmlformats.org/officeDocument/2006/relationships" xmlns:v="urn:schemas-microsoft-com:vml" xmlns:w="http://schemas.openxmlformats.org/wordprocessingml/2006/main" xmlns:w10="urn:schemas-microsoft-com:office:word" xmlns:wp="http://schemas.openxmlformats.org/drawingml/2006/wordprocessingDrawing" xmlns:pic="http://schemas.openxmlformats.org/drawingml/2006/picture" xmlns:wps="http://schemas.microsoft.com/office/word/2010/wordprocessingShape" xmlns:wpg="http://schemas.microsoft.com/office/word/2010/wordprocessingGroup" xmlns:mc="http://schemas.openxmlformats.org/markup-compatibility/2006" xmlns:wp14="http://schemas.microsoft.com/office/word/2010/wordprocessingDrawing" xmlns:w14="http://schemas.microsoft.com/office/word/2010/wordml" xmlns:w15="http://schemas.microsoft.com/office/word/2012/wordml" mc:Ignorable="w14 wp14 w15">
+  <w:p>
+    <w:pPr>
+      <w:pStyle w:val="Footer"/>
+      <w:spacing w:before="0" w:after="200"/>
+      <w:jc w:val="center"/>
+      <w:rPr/>
+    </w:pPr>
+    <w:bookmarkStart w:id="60" w:name="PageNumWizard_FOOTER_Default_Page_Style1"/>
+    <w:r>
+      <w:rPr/>
+      <w:fldChar w:fldCharType="begin"/>
+    </w:r>
+    <w:r>
+      <w:rPr/>
+      <w:instrText xml:space="preserve"> PAGE </w:instrText>
+    </w:r>
+    <w:r>
+      <w:rPr/>
+      <w:fldChar w:fldCharType="separate"/>
+    </w:r>
+    <w:r>
+      <w:rPr/>
+      <w:t>20</w:t>
+    </w:r>
+    <w:r>
+      <w:rPr/>
+      <w:fldChar w:fldCharType="end"/>
+    </w:r>
+    <w:r>
+      <w:rPr/>
+      <w:t xml:space="preserve"> </w:t>
+    </w:r>
+    <w:r>
+      <w:rPr/>
+      <w:t xml:space="preserve">/ </w:t>
+    </w:r>
+    <w:r>
+      <w:rPr/>
+      <w:fldChar w:fldCharType="begin"/>
+    </w:r>
+    <w:r>
+      <w:rPr/>
+      <w:instrText xml:space="preserve"> NUMPAGES </w:instrText>
+    </w:r>
+    <w:r>
+      <w:rPr/>
+      <w:fldChar w:fldCharType="separate"/>
+    </w:r>
+    <w:r>
+      <w:rPr/>
+      <w:t>20</w:t>
+    </w:r>
+    <w:r>
+      <w:rPr/>
+      <w:fldChar w:fldCharType="end"/>
+    </w:r>
+    <w:bookmarkEnd w:id="60"/>
+  </w:p>
+</w:ftr>
+</file>
+
 <file path=word/numbering.xml><?xml version="1.0" encoding="utf-8"?>
 <w:numbering xmlns:w="http://schemas.openxmlformats.org/wordprocessingml/2006/main" xmlns:o="urn:schemas-microsoft-com:office:office" xmlns:r="http://schemas.openxmlformats.org/officeDocument/2006/relationships" xmlns:v="urn:schemas-microsoft-com:vml" xmlns:mc="http://schemas.openxmlformats.org/markup-compatibility/2006" xmlns:w14="http://schemas.microsoft.com/office/word/2010/wordml" mc:Ignorable="w14">
   <w:abstractNum w:abstractNumId="1">
@@ -8519,8 +8387,9 @@
   </w:abstractNum>
   <w:abstractNum w:abstractNumId="5">
     <w:lvl w:ilvl="0">
-      <w:numFmt w:val="bullet"/>
-      <w:lvlText w:val=""/>
+      <w:start w:val="1"/>
+      <w:numFmt w:val="decimal"/>
+      <w:lvlText w:val="%1."/>
       <w:lvlJc w:val="left"/>
       <w:pPr>
         <w:tabs>
@@ -8528,14 +8397,12 @@
         </w:tabs>
         <w:ind w:left="720" w:hanging="480"/>
       </w:pPr>
-      <w:rPr>
-        <w:rFonts w:ascii="Symbol" w:hAnsi="Symbol" w:cs="Symbol" w:hint="default"/>
-      </w:rPr>
+      <w:rPr/>
     </w:lvl>
     <w:lvl w:ilvl="1">
-      <w:start w:val="0"/>
-      <w:numFmt w:val="bullet"/>
-      <w:lvlText w:val=""/>
+      <w:start w:val="1"/>
+      <w:numFmt w:val="decimal"/>
+      <w:lvlText w:val="%2."/>
       <w:lvlJc w:val="left"/>
       <w:pPr>
         <w:tabs>
@@ -8543,14 +8410,12 @@
         </w:tabs>
         <w:ind w:left="1440" w:hanging="480"/>
       </w:pPr>
-      <w:rPr>
-        <w:rFonts w:ascii="Symbol" w:hAnsi="Symbol" w:cs="Symbol" w:hint="default"/>
-      </w:rPr>
+      <w:rPr/>
     </w:lvl>
     <w:lvl w:ilvl="2">
-      <w:start w:val="0"/>
-      <w:numFmt w:val="bullet"/>
-      <w:lvlText w:val=""/>
+      <w:start w:val="1"/>
+      <w:numFmt w:val="decimal"/>
+      <w:lvlText w:val="%3."/>
       <w:lvlJc w:val="left"/>
       <w:pPr>
         <w:tabs>
@@ -8558,14 +8423,12 @@
         </w:tabs>
         <w:ind w:left="2160" w:hanging="480"/>
       </w:pPr>
-      <w:rPr>
-        <w:rFonts w:ascii="Symbol" w:hAnsi="Symbol" w:cs="Symbol" w:hint="default"/>
-      </w:rPr>
+      <w:rPr/>
     </w:lvl>
     <w:lvl w:ilvl="3">
-      <w:start w:val="0"/>
-      <w:numFmt w:val="bullet"/>
-      <w:lvlText w:val=""/>
+      <w:start w:val="1"/>
+      <w:numFmt w:val="decimal"/>
+      <w:lvlText w:val="%4."/>
       <w:lvlJc w:val="left"/>
       <w:pPr>
         <w:tabs>
@@ -8573,14 +8436,12 @@
         </w:tabs>
         <w:ind w:left="2880" w:hanging="480"/>
       </w:pPr>
-      <w:rPr>
-        <w:rFonts w:ascii="Symbol" w:hAnsi="Symbol" w:cs="Symbol" w:hint="default"/>
-      </w:rPr>
+      <w:rPr/>
     </w:lvl>
     <w:lvl w:ilvl="4">
-      <w:start w:val="0"/>
-      <w:numFmt w:val="bullet"/>
-      <w:lvlText w:val=""/>
+      <w:start w:val="1"/>
+      <w:numFmt w:val="decimal"/>
+      <w:lvlText w:val="%5."/>
       <w:lvlJc w:val="left"/>
       <w:pPr>
         <w:tabs>
@@ -8588,14 +8449,12 @@
         </w:tabs>
         <w:ind w:left="3600" w:hanging="480"/>
       </w:pPr>
-      <w:rPr>
-        <w:rFonts w:ascii="Symbol" w:hAnsi="Symbol" w:cs="Symbol" w:hint="default"/>
-      </w:rPr>
+      <w:rPr/>
     </w:lvl>
     <w:lvl w:ilvl="5">
-      <w:start w:val="0"/>
-      <w:numFmt w:val="bullet"/>
-      <w:lvlText w:val=""/>
+      <w:start w:val="1"/>
+      <w:numFmt w:val="decimal"/>
+      <w:lvlText w:val="%6."/>
       <w:lvlJc w:val="left"/>
       <w:pPr>
         <w:tabs>
@@ -8603,14 +8462,12 @@
         </w:tabs>
         <w:ind w:left="4320" w:hanging="480"/>
       </w:pPr>
-      <w:rPr>
-        <w:rFonts w:ascii="Symbol" w:hAnsi="Symbol" w:cs="Symbol" w:hint="default"/>
-      </w:rPr>
+      <w:rPr/>
     </w:lvl>
     <w:lvl w:ilvl="6">
-      <w:start w:val="0"/>
-      <w:numFmt w:val="bullet"/>
-      <w:lvlText w:val=""/>
+      <w:start w:val="1"/>
+      <w:numFmt w:val="decimal"/>
+      <w:lvlText w:val="%7."/>
       <w:lvlJc w:val="left"/>
       <w:pPr>
         <w:tabs>
@@ -8618,14 +8475,12 @@
         </w:tabs>
         <w:ind w:left="5040" w:hanging="480"/>
       </w:pPr>
-      <w:rPr>
-        <w:rFonts w:ascii="Symbol" w:hAnsi="Symbol" w:cs="Symbol" w:hint="default"/>
-      </w:rPr>
+      <w:rPr/>
     </w:lvl>
     <w:lvl w:ilvl="7">
-      <w:start w:val="0"/>
-      <w:numFmt w:val="bullet"/>
-      <w:lvlText w:val=""/>
+      <w:start w:val="1"/>
+      <w:numFmt w:val="decimal"/>
+      <w:lvlText w:val="%8."/>
       <w:lvlJc w:val="left"/>
       <w:pPr>
         <w:tabs>
@@ -8633,14 +8488,12 @@
         </w:tabs>
         <w:ind w:left="5760" w:hanging="480"/>
       </w:pPr>
-      <w:rPr>
-        <w:rFonts w:ascii="Symbol" w:hAnsi="Symbol" w:cs="Symbol" w:hint="default"/>
-      </w:rPr>
+      <w:rPr/>
     </w:lvl>
     <w:lvl w:ilvl="8">
-      <w:start w:val="0"/>
-      <w:numFmt w:val="bullet"/>
-      <w:lvlText w:val=""/>
+      <w:start w:val="1"/>
+      <w:numFmt w:val="decimal"/>
+      <w:lvlText w:val="%9."/>
       <w:lvlJc w:val="left"/>
       <w:pPr>
         <w:tabs>
@@ -8648,9 +8501,7 @@
         </w:tabs>
         <w:ind w:left="6480" w:hanging="480"/>
       </w:pPr>
-      <w:rPr>
-        <w:rFonts w:ascii="Symbol" w:hAnsi="Symbol" w:cs="Symbol" w:hint="default"/>
-      </w:rPr>
+      <w:rPr/>
     </w:lvl>
   </w:abstractNum>
   <w:abstractNum w:abstractNumId="6">
@@ -8773,142 +8624,6 @@
     </w:lvl>
   </w:abstractNum>
   <w:abstractNum w:abstractNumId="7">
-    <w:lvl w:ilvl="0">
-      <w:numFmt w:val="bullet"/>
-      <w:lvlText w:val=""/>
-      <w:lvlJc w:val="left"/>
-      <w:pPr>
-        <w:tabs>
-          <w:tab w:val="num" w:pos="0"/>
-        </w:tabs>
-        <w:ind w:left="720" w:hanging="480"/>
-      </w:pPr>
-      <w:rPr>
-        <w:rFonts w:ascii="Symbol" w:hAnsi="Symbol" w:cs="Symbol" w:hint="default"/>
-      </w:rPr>
-    </w:lvl>
-    <w:lvl w:ilvl="1">
-      <w:start w:val="0"/>
-      <w:numFmt w:val="bullet"/>
-      <w:lvlText w:val=""/>
-      <w:lvlJc w:val="left"/>
-      <w:pPr>
-        <w:tabs>
-          <w:tab w:val="num" w:pos="0"/>
-        </w:tabs>
-        <w:ind w:left="1440" w:hanging="480"/>
-      </w:pPr>
-      <w:rPr>
-        <w:rFonts w:ascii="Symbol" w:hAnsi="Symbol" w:cs="Symbol" w:hint="default"/>
-      </w:rPr>
-    </w:lvl>
-    <w:lvl w:ilvl="2">
-      <w:start w:val="0"/>
-      <w:numFmt w:val="bullet"/>
-      <w:lvlText w:val=""/>
-      <w:lvlJc w:val="left"/>
-      <w:pPr>
-        <w:tabs>
-          <w:tab w:val="num" w:pos="0"/>
-        </w:tabs>
-        <w:ind w:left="2160" w:hanging="480"/>
-      </w:pPr>
-      <w:rPr>
-        <w:rFonts w:ascii="Symbol" w:hAnsi="Symbol" w:cs="Symbol" w:hint="default"/>
-      </w:rPr>
-    </w:lvl>
-    <w:lvl w:ilvl="3">
-      <w:start w:val="0"/>
-      <w:numFmt w:val="bullet"/>
-      <w:lvlText w:val=""/>
-      <w:lvlJc w:val="left"/>
-      <w:pPr>
-        <w:tabs>
-          <w:tab w:val="num" w:pos="0"/>
-        </w:tabs>
-        <w:ind w:left="2880" w:hanging="480"/>
-      </w:pPr>
-      <w:rPr>
-        <w:rFonts w:ascii="Symbol" w:hAnsi="Symbol" w:cs="Symbol" w:hint="default"/>
-      </w:rPr>
-    </w:lvl>
-    <w:lvl w:ilvl="4">
-      <w:start w:val="0"/>
-      <w:numFmt w:val="bullet"/>
-      <w:lvlText w:val=""/>
-      <w:lvlJc w:val="left"/>
-      <w:pPr>
-        <w:tabs>
-          <w:tab w:val="num" w:pos="0"/>
-        </w:tabs>
-        <w:ind w:left="3600" w:hanging="480"/>
-      </w:pPr>
-      <w:rPr>
-        <w:rFonts w:ascii="Symbol" w:hAnsi="Symbol" w:cs="Symbol" w:hint="default"/>
-      </w:rPr>
-    </w:lvl>
-    <w:lvl w:ilvl="5">
-      <w:start w:val="0"/>
-      <w:numFmt w:val="bullet"/>
-      <w:lvlText w:val=""/>
-      <w:lvlJc w:val="left"/>
-      <w:pPr>
-        <w:tabs>
-          <w:tab w:val="num" w:pos="0"/>
-        </w:tabs>
-        <w:ind w:left="4320" w:hanging="480"/>
-      </w:pPr>
-      <w:rPr>
-        <w:rFonts w:ascii="Symbol" w:hAnsi="Symbol" w:cs="Symbol" w:hint="default"/>
-      </w:rPr>
-    </w:lvl>
-    <w:lvl w:ilvl="6">
-      <w:start w:val="0"/>
-      <w:numFmt w:val="bullet"/>
-      <w:lvlText w:val=""/>
-      <w:lvlJc w:val="left"/>
-      <w:pPr>
-        <w:tabs>
-          <w:tab w:val="num" w:pos="0"/>
-        </w:tabs>
-        <w:ind w:left="5040" w:hanging="480"/>
-      </w:pPr>
-      <w:rPr>
-        <w:rFonts w:ascii="Symbol" w:hAnsi="Symbol" w:cs="Symbol" w:hint="default"/>
-      </w:rPr>
-    </w:lvl>
-    <w:lvl w:ilvl="7">
-      <w:start w:val="0"/>
-      <w:numFmt w:val="bullet"/>
-      <w:lvlText w:val=""/>
-      <w:lvlJc w:val="left"/>
-      <w:pPr>
-        <w:tabs>
-          <w:tab w:val="num" w:pos="0"/>
-        </w:tabs>
-        <w:ind w:left="5760" w:hanging="480"/>
-      </w:pPr>
-      <w:rPr>
-        <w:rFonts w:ascii="Symbol" w:hAnsi="Symbol" w:cs="Symbol" w:hint="default"/>
-      </w:rPr>
-    </w:lvl>
-    <w:lvl w:ilvl="8">
-      <w:start w:val="0"/>
-      <w:numFmt w:val="bullet"/>
-      <w:lvlText w:val=""/>
-      <w:lvlJc w:val="left"/>
-      <w:pPr>
-        <w:tabs>
-          <w:tab w:val="num" w:pos="0"/>
-        </w:tabs>
-        <w:ind w:left="6480" w:hanging="480"/>
-      </w:pPr>
-      <w:rPr>
-        <w:rFonts w:ascii="Symbol" w:hAnsi="Symbol" w:cs="Symbol" w:hint="default"/>
-      </w:rPr>
-    </w:lvl>
-  </w:abstractNum>
-  <w:abstractNum w:abstractNumId="8">
     <w:lvl w:ilvl="0">
       <w:start w:val="1"/>
       <w:numFmt w:val="none"/>
@@ -9049,28 +8764,25 @@
     <w:abstractNumId w:val="7"/>
   </w:num>
   <w:num w:numId="8">
-    <w:abstractNumId w:val="8"/>
+    <w:abstractNumId w:val="3"/>
+    <w:lvlOverride w:ilvl="0">
+      <w:startOverride w:val="1"/>
+    </w:lvlOverride>
   </w:num>
   <w:num w:numId="9">
-    <w:abstractNumId w:val="2"/>
+    <w:abstractNumId w:val="3"/>
     <w:lvlOverride w:ilvl="0">
       <w:startOverride w:val="1"/>
     </w:lvlOverride>
   </w:num>
   <w:num w:numId="10">
-    <w:abstractNumId w:val="2"/>
+    <w:abstractNumId w:val="3"/>
     <w:lvlOverride w:ilvl="0">
       <w:startOverride w:val="1"/>
     </w:lvlOverride>
   </w:num>
   <w:num w:numId="11">
-    <w:abstractNumId w:val="2"/>
-    <w:lvlOverride w:ilvl="0">
-      <w:startOverride w:val="1"/>
-    </w:lvlOverride>
-  </w:num>
-  <w:num w:numId="12">
-    <w:abstractNumId w:val="2"/>
+    <w:abstractNumId w:val="3"/>
     <w:lvlOverride w:ilvl="0">
       <w:startOverride w:val="1"/>
     </w:lvlOverride>
@@ -9101,6 +8813,7 @@
     <w:qFormat/>
     <w:pPr>
       <w:widowControl/>
+      <w:suppressAutoHyphens w:val="true"/>
       <w:bidi w:val="0"/>
       <w:spacing w:before="0" w:after="200"/>
       <w:jc w:val="left"/>
@@ -9330,9 +9043,16 @@
     <w:qFormat/>
     <w:rPr/>
   </w:style>
+  <w:style w:type="character" w:styleId="FootnoteCharactersuser">
+    <w:name w:val="Footnote Characters (user)"/>
+    <w:basedOn w:val="BodyTextChar"/>
+    <w:qFormat/>
+    <w:rPr>
+      <w:vertAlign w:val="superscript"/>
+    </w:rPr>
+  </w:style>
   <w:style w:type="character" w:styleId="FootnoteCharacters">
     <w:name w:val="Footnote Characters"/>
-    <w:basedOn w:val="BodyTextChar"/>
     <w:qFormat/>
     <w:rPr>
       <w:vertAlign w:val="superscript"/>
@@ -9730,6 +9450,7 @@
       <w:keepNext w:val="true"/>
       <w:keepLines/>
       <w:widowControl/>
+      <w:suppressAutoHyphens w:val="true"/>
       <w:bidi w:val="0"/>
       <w:spacing w:before="0" w:after="200"/>
       <w:jc w:val="center"/>
@@ -9751,6 +9472,7 @@
       <w:keepNext w:val="true"/>
       <w:keepLines/>
       <w:widowControl/>
+      <w:suppressAutoHyphens w:val="true"/>
       <w:bidi w:val="0"/>
       <w:spacing w:before="0" w:after="200"/>
       <w:jc w:val="center"/>
@@ -9833,6 +9555,7 @@
     <w:qFormat/>
     <w:pPr>
       <w:widowControl/>
+      <w:suppressAutoHyphens w:val="true"/>
       <w:bidi w:val="0"/>
       <w:spacing w:before="100" w:after="100"/>
       <w:ind w:hanging="0" w:left="480" w:right="480"/>
